--- a/true_prompt.docx
+++ b/true_prompt.docx
@@ -9,9 +9,9 @@
       <w:r>
         <w:rPr>
           <w:b/>
-          <w:sz w:val="48"/>
+          <w:sz w:val="44"/>
         </w:rPr>
-        <w:t>Техническое задание</w:t>
+        <w:t>Промпт / техническое задание</w:t>
         <w:br/>
       </w:r>
       <w:r>
@@ -29,9 +29,9 @@
       <w:r>
         <w:rPr>
           <w:i/>
-          <w:sz w:val="28"/>
+          <w:sz w:val="26"/>
         </w:rPr>
-        <w:t>Актуальная спецификация по реализованному коду</w:t>
+        <w:t>Полная спецификация для создания идентичного приложения с нуля</w:t>
       </w:r>
     </w:p>
     <w:p>
@@ -39,9 +39,11 @@
         <w:jc w:val="center"/>
       </w:pPr>
       <w:r>
-        <w:t>Версия документа: 1.0</w:t>
+        <w:t>Версия документа: 2.0</w:t>
         <w:br/>
-        <w:t>Дата: 13.07.2026</w:t>
+        <w:t>Дата: 19.07.2026</w:t>
+        <w:br/>
+        <w:t>Источник: актуальный код проекта Archiver</w:t>
       </w:r>
     </w:p>
     <w:p>
@@ -53,7 +55,7 @@
           <w:i/>
           <w:sz w:val="20"/>
         </w:rPr>
-        <w:t>Документ составлен по готовому приложению и отражает фактическую реализацию, включая доработки после исходного prompt.docx.</w:t>
+        <w:t>Используй этот документ как единственный источник требований. Реализуй поведение один-в-один: UI, логику копирования, расписание, автозапуск, хранение данных, сборку и тесты. Не упрощай и не опускай описанные UX-детали.</w:t>
       </w:r>
     </w:p>
     <w:p>
@@ -66,12 +68,57 @@
         <w:pStyle w:val="Heading1"/>
       </w:pPr>
       <w:r>
+        <w:t>0. Инструкция исполнителю (промпт)</w:t>
+      </w:r>
+    </w:p>
+    <w:p>
+      <w:r>
+        <w:t>Создай настольное Windows-приложение «Архиватор» строго по этому ТЗ. Язык кода — Python 3.10+, UI — PySide6, фильтры — pathspec (gitwildmatch), хранение — JSON, сборка — Nuitka standalone. Интерфейс и сообщения — на русском.</w:t>
+      </w:r>
+    </w:p>
+    <w:p>
+      <w:pPr>
+        <w:pStyle w:val="ListBullet"/>
+      </w:pPr>
+      <w:r>
+        <w:t>Сначала каркас: models → services → workers → ui → main.py → tests → scripts сборки.</w:t>
+      </w:r>
+    </w:p>
+    <w:p>
+      <w:pPr>
+        <w:pStyle w:val="ListBullet"/>
+      </w:pPr>
+      <w:r>
+        <w:t>Покрой pytest-тестами логику копирования, пути, автозапуск, кэш размеров, валидацию задачи.</w:t>
+      </w:r>
+    </w:p>
+    <w:p>
+      <w:pPr>
+        <w:pStyle w:val="ListBullet"/>
+      </w:pPr>
+      <w:r>
+        <w:t>Не добавляй лишних фич вне ТЗ; не меняй семантику режимов копирования и расписания.</w:t>
+      </w:r>
+    </w:p>
+    <w:p>
+      <w:pPr>
+        <w:pStyle w:val="ListBullet"/>
+      </w:pPr>
+      <w:r>
+        <w:t>Особо внимательно реализуй UX таблицы: раскрытие источников, размеры, выделение, фон кнопок действий.</w:t>
+      </w:r>
+    </w:p>
+    <w:p>
+      <w:pPr>
+        <w:pStyle w:val="Heading1"/>
+      </w:pPr>
+      <w:r>
         <w:t>1. Общие сведения</w:t>
       </w:r>
     </w:p>
     <w:p>
       <w:r>
-        <w:t>Архиватор — настольное приложение для периодического резервного копирования файлов и каталогов на Windows. Пользователь задаёт один или несколько источников, папку назначения, расписание и правила исключения; программа выполняет копирование в фоне, не блокируя интерфейс.</w:t>
+        <w:t>Архиватор — приложение для ручного и периодического резервного копирования файлов и каталогов. Пользователь задаёт источники, папку назначения (архив), расписание, исключения и режим копирования. Копирование и подсчёт размеров идут в фоне без блокировки UI.</w:t>
       </w:r>
     </w:p>
     <w:tbl>
@@ -165,7 +212,7 @@
           </w:tcPr>
           <w:p>
             <w:r>
-              <w:t>Язык интерфейса</w:t>
+              <w:t>Язык UI</w:t>
             </w:r>
           </w:p>
         </w:tc>
@@ -241,7 +288,7 @@
           </w:tcPr>
           <w:p>
             <w:r>
-              <w:t>backup.log</w:t>
+              <w:t>backup.log (ротация 1000 строк, UTF-8)</w:t>
             </w:r>
           </w:p>
         </w:tc>
@@ -275,7 +322,7 @@
           </w:tcPr>
           <w:p>
             <w:r>
-              <w:t>Режимы запуска</w:t>
+              <w:t>Зависимости runtime</w:t>
             </w:r>
           </w:p>
         </w:tc>
@@ -285,13 +332,289 @@
           </w:tcPr>
           <w:p>
             <w:r>
-              <w:t>Обычный и фоновый (--background)</w:t>
+              <w:t>PySide6, pathspec</w:t>
+            </w:r>
+          </w:p>
+        </w:tc>
+      </w:tr>
+      <w:tr>
+        <w:tc>
+          <w:tcPr>
+            <w:tcW w:type="dxa" w:w="4844"/>
+          </w:tcPr>
+          <w:p>
+            <w:r>
+              <w:t>Тесты</w:t>
+            </w:r>
+          </w:p>
+        </w:tc>
+        <w:tc>
+          <w:tcPr>
+            <w:tcW w:type="dxa" w:w="4844"/>
+          </w:tcPr>
+          <w:p>
+            <w:r>
+              <w:t>pytest</w:t>
+            </w:r>
+          </w:p>
+        </w:tc>
+      </w:tr>
+      <w:tr>
+        <w:tc>
+          <w:tcPr>
+            <w:tcW w:type="dxa" w:w="4844"/>
+          </w:tcPr>
+          <w:p>
+            <w:r>
+              <w:t>Сборка</w:t>
+            </w:r>
+          </w:p>
+        </w:tc>
+        <w:tc>
+          <w:tcPr>
+            <w:tcW w:type="dxa" w:w="4844"/>
+          </w:tcPr>
+          <w:p>
+            <w:r>
+              <w:t>Nuitka → compiler/Archiver.dist/</w:t>
             </w:r>
           </w:p>
         </w:tc>
       </w:tr>
     </w:tbl>
     <w:p/>
+    <w:p>
+      <w:pPr>
+        <w:pStyle w:val="Heading1"/>
+      </w:pPr>
+      <w:r>
+        <w:t>2. Глоссарий</w:t>
+      </w:r>
+    </w:p>
+    <w:p>
+      <w:pPr>
+        <w:pStyle w:val="ListBullet"/>
+      </w:pPr>
+      <w:r>
+        <w:rPr>
+          <w:b/>
+        </w:rPr>
+        <w:t xml:space="preserve">Задача — </w:t>
+      </w:r>
+      <w:r>
+        <w:t>Настроенное копирование: источники, архив, расписание, режим, сжатие.</w:t>
+      </w:r>
+    </w:p>
+    <w:p>
+      <w:pPr>
+        <w:pStyle w:val="ListBullet"/>
+      </w:pPr>
+      <w:r>
+        <w:rPr>
+          <w:b/>
+        </w:rPr>
+        <w:t xml:space="preserve">Источник — </w:t>
+      </w:r>
+      <w:r>
+        <w:t>Файл или папка; в задаче может быть несколько.</w:t>
+      </w:r>
+    </w:p>
+    <w:p>
+      <w:pPr>
+        <w:pStyle w:val="ListBullet"/>
+      </w:pPr>
+      <w:r>
+        <w:rPr>
+          <w:b/>
+        </w:rPr>
+        <w:t xml:space="preserve">Архив — </w:t>
+      </w:r>
+      <w:r>
+        <w:t>Существующая папка назначения (с буквой диска).</w:t>
+      </w:r>
+    </w:p>
+    <w:p>
+      <w:pPr>
+        <w:pStyle w:val="ListBullet"/>
+      </w:pPr>
+      <w:r>
+        <w:rPr>
+          <w:b/>
+        </w:rPr>
+        <w:t xml:space="preserve">Исключение — </w:t>
+      </w:r>
+      <w:r>
+        <w:t>Шаблон gitwildmatch относительно корня источника.</w:t>
+      </w:r>
+    </w:p>
+    <w:p>
+      <w:pPr>
+        <w:pStyle w:val="ListBullet"/>
+      </w:pPr>
+      <w:r>
+        <w:rPr>
+          <w:b/>
+        </w:rPr>
+        <w:t xml:space="preserve">Слой — </w:t>
+      </w:r>
+      <w:r>
+        <w:t>Папка или ZIP backup_ДД.ММ.ГГГГ_NNN в режимах «слоями» и «дублирование».</w:t>
+      </w:r>
+    </w:p>
+    <w:p>
+      <w:pPr>
+        <w:pStyle w:val="ListBullet"/>
+      </w:pPr>
+      <w:r>
+        <w:rPr>
+          <w:b/>
+        </w:rPr>
+        <w:t xml:space="preserve">Активная задача — </w:t>
+      </w:r>
+      <w:r>
+        <w:t>is_active=true; участвует в авторасписании.</w:t>
+      </w:r>
+    </w:p>
+    <w:p>
+      <w:pPr>
+        <w:pStyle w:val="ListBullet"/>
+      </w:pPr>
+      <w:r>
+        <w:rPr>
+          <w:b/>
+        </w:rPr>
+        <w:t xml:space="preserve">След.вып. — </w:t>
+      </w:r>
+      <w:r>
+        <w:t>Дата следующего автозапуска (без времени в ячейке); меняется только после автозапуска.</w:t>
+      </w:r>
+    </w:p>
+    <w:p>
+      <w:pPr>
+        <w:pStyle w:val="ListBullet"/>
+      </w:pPr>
+      <w:r>
+        <w:rPr>
+          <w:b/>
+        </w:rPr>
+        <w:t xml:space="preserve">Послед.вып. — </w:t>
+      </w:r>
+      <w:r>
+        <w:t>Дата и время последнего запуска (ручного или авто).</w:t>
+      </w:r>
+    </w:p>
+    <w:p>
+      <w:pPr>
+        <w:pStyle w:val="Heading1"/>
+      </w:pPr>
+      <w:r>
+        <w:t>3. Запуск, трей и закрытие</w:t>
+      </w:r>
+    </w:p>
+    <w:p>
+      <w:pPr>
+        <w:pStyle w:val="Heading2"/>
+      </w:pPr>
+      <w:r>
+        <w:t>3.1. Точка входа</w:t>
+      </w:r>
+    </w:p>
+    <w:p>
+      <w:pPr>
+        <w:pStyle w:val="ListBullet"/>
+      </w:pPr>
+      <w:r>
+        <w:t>Аргумент --background: старт со скрытым окном (автозапуск Windows).</w:t>
+      </w:r>
+    </w:p>
+    <w:p>
+      <w:pPr>
+        <w:pStyle w:val="ListBullet"/>
+      </w:pPr>
+      <w:r>
+        <w:t>При старте: load settings.json → reconcile_autostart → MainWindow.</w:t>
+      </w:r>
+    </w:p>
+    <w:p>
+      <w:pPr>
+        <w:pStyle w:val="ListBullet"/>
+      </w:pPr>
+      <w:r>
+        <w:t>stay_in_background = (--background) ИЛИ settings.autostart.</w:t>
+      </w:r>
+    </w:p>
+    <w:p>
+      <w:pPr>
+        <w:pStyle w:val="ListBullet"/>
+      </w:pPr>
+      <w:r>
+        <w:t>Если stay_in_background: setQuitOnLastWindowClosed(False), создать AppTray.</w:t>
+      </w:r>
+    </w:p>
+    <w:p>
+      <w:pPr>
+        <w:pStyle w:val="ListBullet"/>
+      </w:pPr>
+      <w:r>
+        <w:t>При --background: warmup окна (show off-screen → hide), чтобы рамка HWND была корректной при первом показе из трея.</w:t>
+      </w:r>
+    </w:p>
+    <w:p>
+      <w:pPr>
+        <w:pStyle w:val="ListBullet"/>
+      </w:pPr>
+      <w:r>
+        <w:t>Без --background, но с автозапуском: окно показывается сразу, трей уже есть.</w:t>
+      </w:r>
+    </w:p>
+    <w:p>
+      <w:pPr>
+        <w:pStyle w:val="ListBullet"/>
+      </w:pPr>
+      <w:r>
+        <w:t>Без автозапуска и без --background: обычное окно, трей не нужен.</w:t>
+      </w:r>
+    </w:p>
+    <w:p>
+      <w:pPr>
+        <w:pStyle w:val="Heading2"/>
+      </w:pPr>
+      <w:r>
+        <w:t>3.2. Трей</w:t>
+      </w:r>
+    </w:p>
+    <w:p>
+      <w:pPr>
+        <w:pStyle w:val="ListBullet"/>
+      </w:pPr>
+      <w:r>
+        <w:t>Иконка «Архиватор»; меню: «Открыть», «Выход».</w:t>
+      </w:r>
+    </w:p>
+    <w:p>
+      <w:pPr>
+        <w:pStyle w:val="ListBullet"/>
+      </w:pPr>
+      <w:r>
+        <w:t>Двойной клик / «Открыть» — показать и активировать окно.</w:t>
+      </w:r>
+    </w:p>
+    <w:p>
+      <w:pPr>
+        <w:pStyle w:val="ListBullet"/>
+      </w:pPr>
+      <w:r>
+        <w:t>«Выход» — полное завершение (_force_quit, остановить планировщик, quit).</w:t>
+      </w:r>
+    </w:p>
+    <w:p>
+      <w:pPr>
+        <w:pStyle w:val="Heading2"/>
+      </w:pPr>
+      <w:r>
+        <w:t>3.3. Закрытие окна (×)</w:t>
+      </w:r>
+    </w:p>
     <w:tbl>
       <w:tblPr>
         <w:tblStyle w:val="TableGrid"/>
@@ -312,7 +635,7 @@
               <w:rPr>
                 <w:b/>
               </w:rPr>
-              <w:t>Важно: два способа запуска</w:t>
+              <w:t>Правило закрытия</w:t>
               <w:br/>
             </w:r>
           </w:p>
@@ -321,7 +644,7 @@
               <w:pStyle w:val="ListBullet"/>
             </w:pPr>
             <w:r>
-              <w:t>Двойной щелчок по Archiver.exe — обычный режим, окно открывается сразу.</w:t>
+              <w:t>Если автозапуск включён ИЛИ процесс стартовал с --background → скрыть в трей (не завершать).</w:t>
             </w:r>
           </w:p>
           <w:p>
@@ -329,7 +652,23 @@
               <w:pStyle w:val="ListBullet"/>
             </w:pPr>
             <w:r>
-              <w:t>Автозапуск Windows или Archiver.exe --background — фоновый режим: только иконка в трее.</w:t>
+              <w:t>Иначе → остановить планировщик и закрыть окно (процесс завершается).</w:t>
+            </w:r>
+          </w:p>
+          <w:p>
+            <w:pPr>
+              <w:pStyle w:val="ListBullet"/>
+            </w:pPr>
+            <w:r>
+              <w:t>При включении автозапуска в настройках текущей сессии — сразу создать трей и переключить режим закрытия.</w:t>
+            </w:r>
+          </w:p>
+          <w:p>
+            <w:pPr>
+              <w:pStyle w:val="ListBullet"/>
+            </w:pPr>
+            <w:r>
+              <w:t>При выключении автозапуска (и если не было --background) — убрать трей; закрытие снова завершает приложение.</w:t>
             </w:r>
           </w:p>
         </w:tc>
@@ -341,146 +680,12 @@
         <w:pStyle w:val="Heading1"/>
       </w:pPr>
       <w:r>
-        <w:t>2. Глоссарий</w:t>
-      </w:r>
-    </w:p>
-    <w:p>
-      <w:pPr>
-        <w:pStyle w:val="ListBullet"/>
-      </w:pPr>
-      <w:r>
-        <w:rPr>
-          <w:b/>
-        </w:rPr>
-        <w:t xml:space="preserve">Задача — </w:t>
-      </w:r>
-      <w:r>
-        <w:t>Настроенное резервное копирование с источниками, архивом, расписанием и режимом.</w:t>
-      </w:r>
-    </w:p>
-    <w:p>
-      <w:pPr>
-        <w:pStyle w:val="ListBullet"/>
-      </w:pPr>
-      <w:r>
-        <w:rPr>
-          <w:b/>
-        </w:rPr>
-        <w:t xml:space="preserve">Источник — </w:t>
-      </w:r>
-      <w:r>
-        <w:t>Файл или папка, из которых копируются данные. В задаче может быть несколько.</w:t>
-      </w:r>
-    </w:p>
-    <w:p>
-      <w:pPr>
-        <w:pStyle w:val="ListBullet"/>
-      </w:pPr>
-      <w:r>
-        <w:rPr>
-          <w:b/>
-        </w:rPr>
-        <w:t xml:space="preserve">Архив — </w:t>
-      </w:r>
-      <w:r>
-        <w:t>Папка назначения (должна существовать до копирования).</w:t>
-      </w:r>
-    </w:p>
-    <w:p>
-      <w:pPr>
-        <w:pStyle w:val="ListBullet"/>
-      </w:pPr>
-      <w:r>
-        <w:rPr>
-          <w:b/>
-        </w:rPr>
-        <w:t xml:space="preserve">Фильтр / исключение — </w:t>
-      </w:r>
-      <w:r>
-        <w:t>Шаблон относительного пути от корня источника; совпавшие файлы не копируются.</w:t>
-      </w:r>
-    </w:p>
-    <w:p>
-      <w:pPr>
-        <w:pStyle w:val="ListBullet"/>
-      </w:pPr>
-      <w:r>
-        <w:rPr>
-          <w:b/>
-        </w:rPr>
-        <w:t xml:space="preserve">Режим копирования — </w:t>
-      </w:r>
-      <w:r>
-        <w:t>Способ размещения данных: инкрементально, слоями или полное дублирование.</w:t>
-      </w:r>
-    </w:p>
-    <w:p>
-      <w:pPr>
-        <w:pStyle w:val="ListBullet"/>
-      </w:pPr>
-      <w:r>
-        <w:rPr>
-          <w:b/>
-        </w:rPr>
-        <w:t xml:space="preserve">След.вып. — </w:t>
-      </w:r>
-      <w:r>
-        <w:t>Дата следующего автоматического запуска (без времени в ячейке). Обновляется только после автозапуска.</w:t>
-      </w:r>
-    </w:p>
-    <w:p>
-      <w:pPr>
-        <w:pStyle w:val="ListBullet"/>
-      </w:pPr>
-      <w:r>
-        <w:rPr>
-          <w:b/>
-        </w:rPr>
-        <w:t xml:space="preserve">Послед.вып. — </w:t>
-      </w:r>
-      <w:r>
-        <w:t>Дата и время последнего запуска задачи (ручного или автоматического).</w:t>
-      </w:r>
-    </w:p>
-    <w:p>
-      <w:pPr>
-        <w:pStyle w:val="ListBullet"/>
-      </w:pPr>
-      <w:r>
-        <w:rPr>
-          <w:b/>
-        </w:rPr>
-        <w:t xml:space="preserve">Слой — </w:t>
-      </w:r>
-      <w:r>
-        <w:t>Папка или ZIP backup_ДД.ММ.ГГГГ_NNN в режимах «слоями» и «дублирование».</w:t>
-      </w:r>
-    </w:p>
-    <w:p>
-      <w:pPr>
-        <w:pStyle w:val="ListBullet"/>
-      </w:pPr>
-      <w:r>
-        <w:rPr>
-          <w:b/>
-        </w:rPr>
-        <w:t xml:space="preserve">Активная задача — </w:t>
-      </w:r>
-      <w:r>
-        <w:t>Участвует в автоматическом расписании (is_active = true).</w:t>
-      </w:r>
-    </w:p>
-    <w:p>
-      <w:pPr>
-        <w:pStyle w:val="Heading1"/>
-      </w:pPr>
-      <w:r>
-        <w:t>3. Пользовательский интерфейс</w:t>
+        <w:t>4. Пользовательский интерфейс</w:t>
       </w:r>
     </w:p>
     <w:p>
       <w:r>
-        <w:t>Оконное приложение на PySide6 (Qt 6). Дизайн в стиле современного десктопного приложения: светлая тема по умолчанию, тёмная тема в настройках, адаптивная таблица, векторные SVG-иконки 16×16, подсветка кнопок при наведении.</w:t>
+        <w:t>PySide6, стиль Fusion, темы light/dark (бирюзовая палитра COLORS + QSS). SVG-иконки 16×16. Курсор «рука» на интерактивных элементах. На Windows 11 — цвет заголовка через DWM; на Windows 10 — immersive dark/light.</w:t>
       </w:r>
     </w:p>
     <w:p>
@@ -488,20 +693,12 @@
         <w:pStyle w:val="Heading2"/>
       </w:pPr>
       <w:r>
-        <w:t>3.1. Главное окно</w:t>
+        <w:t>4.1. Главное окно</w:t>
       </w:r>
     </w:p>
     <w:p>
       <w:r>
-        <w:t>Заголовок: «Архиватор». Три зоны: панель инструментов, таблица задач, строка статуса.</w:t>
-      </w:r>
-    </w:p>
-    <w:p>
-      <w:pPr>
-        <w:pStyle w:val="Heading3"/>
-      </w:pPr>
-      <w:r>
-        <w:t>Панель инструментов</w:t>
+        <w:t>Заголовок «Архиватор». Панель инструментов | таблица задач | строка статуса.</w:t>
       </w:r>
     </w:p>
     <w:tbl>
@@ -561,7 +758,7 @@
           </w:tcPr>
           <w:p>
             <w:r>
-              <w:t>Открывает диалог создания задачи</w:t>
+              <w:t>Диалог новой задачи</w:t>
             </w:r>
           </w:p>
         </w:tc>
@@ -583,7 +780,7 @@
           </w:tcPr>
           <w:p>
             <w:r>
-              <w:t>Запускает выделенные задачи; если ничего не выделено — все активные; если активных нет — все задачи. Блокируется во время работы очереди</w:t>
+              <w:t>Выделенные задачи; если нет выделения — все активные; если активных нет — все. Блокируется, пока занята очередь</w:t>
             </w:r>
           </w:p>
         </w:tc>
@@ -605,7 +802,7 @@
           </w:tcPr>
           <w:p>
             <w:r>
-              <w:t>Открывает диалог настроек</w:t>
+              <w:t>Тема, колонки, шрифт, автозапуск</w:t>
             </w:r>
           </w:p>
         </w:tc>
@@ -627,7 +824,7 @@
           </w:tcPr>
           <w:p>
             <w:r>
-              <w:t>Открывает краткую справку</w:t>
+              <w:t>Краткая HTML-справка</w:t>
             </w:r>
           </w:p>
         </w:tc>
@@ -636,15 +833,15 @@
     <w:p/>
     <w:p>
       <w:pPr>
-        <w:pStyle w:val="Heading3"/>
+        <w:pStyle w:val="Heading2"/>
       </w:pPr>
       <w:r>
-        <w:t>Таблица задач</w:t>
+        <w:t>4.2. Таблица задач — колонки</w:t>
       </w:r>
     </w:p>
     <w:p>
       <w:r>
-        <w:t>Колонки (порядок фиксирован). Видимость настраивается, кроме колонки «Действия» — она всегда видна.</w:t>
+        <w:t>Порядок фиксирован. Колонка «Действия» всегда видима. Перед колонками — служебный № (ширина 30).</w:t>
       </w:r>
     </w:p>
     <w:tbl>
@@ -654,13 +851,16 @@
         <w:tblLook w:firstColumn="1" w:firstRow="1" w:lastColumn="0" w:lastRow="0" w:noHBand="0" w:noVBand="1" w:val="04A0"/>
       </w:tblPr>
       <w:tblGrid>
-        <w:gridCol w:w="4844"/>
-        <w:gridCol w:w="4844"/>
+        <w:gridCol w:w="1938"/>
+        <w:gridCol w:w="1938"/>
+        <w:gridCol w:w="1938"/>
+        <w:gridCol w:w="1938"/>
+        <w:gridCol w:w="1938"/>
       </w:tblGrid>
       <w:tr>
         <w:tc>
           <w:tcPr>
-            <w:tcW w:type="dxa" w:w="4844"/>
+            <w:tcW w:type="dxa" w:w="1938"/>
             <w:shd w:fill="F2F2F2" w:val="clear"/>
           </w:tcPr>
           <w:p>
@@ -668,13 +868,13 @@
               <w:rPr>
                 <w:b/>
               </w:rPr>
-              <w:t>Колонка</w:t>
+              <w:t>Ключ</w:t>
             </w:r>
           </w:p>
         </w:tc>
         <w:tc>
           <w:tcPr>
-            <w:tcW w:type="dxa" w:w="4844"/>
+            <w:tcW w:type="dxa" w:w="1938"/>
             <w:shd w:fill="F2F2F2" w:val="clear"/>
           </w:tcPr>
           <w:p>
@@ -682,7 +882,49 @@
               <w:rPr>
                 <w:b/>
               </w:rPr>
-              <w:t>Описание</w:t>
+              <w:t>Заголовок</w:t>
+            </w:r>
+          </w:p>
+        </w:tc>
+        <w:tc>
+          <w:tcPr>
+            <w:tcW w:type="dxa" w:w="1938"/>
+            <w:shd w:fill="F2F2F2" w:val="clear"/>
+          </w:tcPr>
+          <w:p>
+            <w:r>
+              <w:rPr>
+                <w:b/>
+              </w:rPr>
+              <w:t>По умолч.</w:t>
+            </w:r>
+          </w:p>
+        </w:tc>
+        <w:tc>
+          <w:tcPr>
+            <w:tcW w:type="dxa" w:w="1938"/>
+            <w:shd w:fill="F2F2F2" w:val="clear"/>
+          </w:tcPr>
+          <w:p>
+            <w:r>
+              <w:rPr>
+                <w:b/>
+              </w:rPr>
+              <w:t>Ширина</w:t>
+            </w:r>
+          </w:p>
+        </w:tc>
+        <w:tc>
+          <w:tcPr>
+            <w:tcW w:type="dxa" w:w="1938"/>
+            <w:shd w:fill="F2F2F2" w:val="clear"/>
+          </w:tcPr>
+          <w:p>
+            <w:r>
+              <w:rPr>
+                <w:b/>
+              </w:rPr>
+              <w:t>Примечание</w:t>
             </w:r>
           </w:p>
         </w:tc>
@@ -690,29 +932,17 @@
       <w:tr>
         <w:tc>
           <w:tcPr>
-            <w:tcW w:type="dxa" w:w="4844"/>
+            <w:tcW w:type="dxa" w:w="1938"/>
           </w:tcPr>
           <w:p>
             <w:r>
-              <w:t>№</w:t>
+              <w:t>name</w:t>
             </w:r>
           </w:p>
         </w:tc>
         <w:tc>
           <w:tcPr>
-            <w:tcW w:type="dxa" w:w="4844"/>
-          </w:tcPr>
-          <w:p>
-            <w:r>
-              <w:t>Порядковый номер строки</w:t>
-            </w:r>
-          </w:p>
-        </w:tc>
-      </w:tr>
-      <w:tr>
-        <w:tc>
-          <w:tcPr>
-            <w:tcW w:type="dxa" w:w="4844"/>
+            <w:tcW w:type="dxa" w:w="1938"/>
           </w:tcPr>
           <w:p>
             <w:r>
@@ -722,19 +952,47 @@
         </w:tc>
         <w:tc>
           <w:tcPr>
-            <w:tcW w:type="dxa" w:w="4844"/>
+            <w:tcW w:type="dxa" w:w="1938"/>
           </w:tcPr>
           <w:p>
             <w:r>
-              <w:t>Имя задачи</w:t>
+              <w:t>да</w:t>
             </w:r>
+          </w:p>
+        </w:tc>
+        <w:tc>
+          <w:tcPr>
+            <w:tcW w:type="dxa" w:w="1938"/>
+          </w:tcPr>
+          <w:p>
+            <w:r>
+              <w:t>150</w:t>
+            </w:r>
+          </w:p>
+        </w:tc>
+        <w:tc>
+          <w:tcPr>
+            <w:tcW w:type="dxa" w:w="1938"/>
+          </w:tcPr>
+          <w:p>
+            <w:r/>
           </w:p>
         </w:tc>
       </w:tr>
       <w:tr>
         <w:tc>
           <w:tcPr>
-            <w:tcW w:type="dxa" w:w="4844"/>
+            <w:tcW w:type="dxa" w:w="1938"/>
+          </w:tcPr>
+          <w:p>
+            <w:r>
+              <w:t>description</w:t>
+            </w:r>
+          </w:p>
+        </w:tc>
+        <w:tc>
+          <w:tcPr>
+            <w:tcW w:type="dxa" w:w="1938"/>
           </w:tcPr>
           <w:p>
             <w:r>
@@ -744,19 +1002,47 @@
         </w:tc>
         <w:tc>
           <w:tcPr>
-            <w:tcW w:type="dxa" w:w="4844"/>
+            <w:tcW w:type="dxa" w:w="1938"/>
           </w:tcPr>
           <w:p>
             <w:r>
-              <w:t>Текст описания (по умолчанию скрыта)</w:t>
+              <w:t>нет</w:t>
             </w:r>
+          </w:p>
+        </w:tc>
+        <w:tc>
+          <w:tcPr>
+            <w:tcW w:type="dxa" w:w="1938"/>
+          </w:tcPr>
+          <w:p>
+            <w:r>
+              <w:t>120</w:t>
+            </w:r>
+          </w:p>
+        </w:tc>
+        <w:tc>
+          <w:tcPr>
+            <w:tcW w:type="dxa" w:w="1938"/>
+          </w:tcPr>
+          <w:p>
+            <w:r/>
           </w:p>
         </w:tc>
       </w:tr>
       <w:tr>
         <w:tc>
           <w:tcPr>
-            <w:tcW w:type="dxa" w:w="4844"/>
+            <w:tcW w:type="dxa" w:w="1938"/>
+          </w:tcPr>
+          <w:p>
+            <w:r>
+              <w:t>sources</w:t>
+            </w:r>
+          </w:p>
+        </w:tc>
+        <w:tc>
+          <w:tcPr>
+            <w:tcW w:type="dxa" w:w="1938"/>
           </w:tcPr>
           <w:p>
             <w:r>
@@ -766,11 +1052,31 @@
         </w:tc>
         <w:tc>
           <w:tcPr>
-            <w:tcW w:type="dxa" w:w="4844"/>
+            <w:tcW w:type="dxa" w:w="1938"/>
           </w:tcPr>
           <w:p>
             <w:r>
-              <w:t>Первый путь + «+N»; клик раскрывает полный список</w:t>
+              <w:t>да</w:t>
+            </w:r>
+          </w:p>
+        </w:tc>
+        <w:tc>
+          <w:tcPr>
+            <w:tcW w:type="dxa" w:w="1938"/>
+          </w:tcPr>
+          <w:p>
+            <w:r>
+              <w:t>305</w:t>
+            </w:r>
+          </w:p>
+        </w:tc>
+        <w:tc>
+          <w:tcPr>
+            <w:tcW w:type="dxa" w:w="1938"/>
+          </w:tcPr>
+          <w:p>
+            <w:r>
+              <w:t>первый путь + « +N»; elide</w:t>
             </w:r>
           </w:p>
         </w:tc>
@@ -778,7 +1084,17 @@
       <w:tr>
         <w:tc>
           <w:tcPr>
-            <w:tcW w:type="dxa" w:w="4844"/>
+            <w:tcW w:type="dxa" w:w="1938"/>
+          </w:tcPr>
+          <w:p>
+            <w:r>
+              <w:t>destination</w:t>
+            </w:r>
+          </w:p>
+        </w:tc>
+        <w:tc>
+          <w:tcPr>
+            <w:tcW w:type="dxa" w:w="1938"/>
           </w:tcPr>
           <w:p>
             <w:r>
@@ -788,11 +1104,31 @@
         </w:tc>
         <w:tc>
           <w:tcPr>
-            <w:tcW w:type="dxa" w:w="4844"/>
+            <w:tcW w:type="dxa" w:w="1938"/>
           </w:tcPr>
           <w:p>
             <w:r>
-              <w:t>Путь назначения</w:t>
+              <w:t>да</w:t>
+            </w:r>
+          </w:p>
+        </w:tc>
+        <w:tc>
+          <w:tcPr>
+            <w:tcW w:type="dxa" w:w="1938"/>
+          </w:tcPr>
+          <w:p>
+            <w:r>
+              <w:t>160</w:t>
+            </w:r>
+          </w:p>
+        </w:tc>
+        <w:tc>
+          <w:tcPr>
+            <w:tcW w:type="dxa" w:w="1938"/>
+          </w:tcPr>
+          <w:p>
+            <w:r>
+              <w:t>elide; открытие в проводнике</w:t>
             </w:r>
           </w:p>
         </w:tc>
@@ -800,7 +1136,17 @@
       <w:tr>
         <w:tc>
           <w:tcPr>
-            <w:tcW w:type="dxa" w:w="4844"/>
+            <w:tcW w:type="dxa" w:w="1938"/>
+          </w:tcPr>
+          <w:p>
+            <w:r>
+              <w:t>schedule_time</w:t>
+            </w:r>
+          </w:p>
+        </w:tc>
+        <w:tc>
+          <w:tcPr>
+            <w:tcW w:type="dxa" w:w="1938"/>
           </w:tcPr>
           <w:p>
             <w:r>
@@ -810,7 +1156,27 @@
         </w:tc>
         <w:tc>
           <w:tcPr>
-            <w:tcW w:type="dxa" w:w="4844"/>
+            <w:tcW w:type="dxa" w:w="1938"/>
+          </w:tcPr>
+          <w:p>
+            <w:r>
+              <w:t>да</w:t>
+            </w:r>
+          </w:p>
+        </w:tc>
+        <w:tc>
+          <w:tcPr>
+            <w:tcW w:type="dxa" w:w="1938"/>
+          </w:tcPr>
+          <w:p>
+            <w:r>
+              <w:t>60</w:t>
+            </w:r>
+          </w:p>
+        </w:tc>
+        <w:tc>
+          <w:tcPr>
+            <w:tcW w:type="dxa" w:w="1938"/>
           </w:tcPr>
           <w:p>
             <w:r>
@@ -822,7 +1188,17 @@
       <w:tr>
         <w:tc>
           <w:tcPr>
-            <w:tcW w:type="dxa" w:w="4844"/>
+            <w:tcW w:type="dxa" w:w="1938"/>
+          </w:tcPr>
+          <w:p>
+            <w:r>
+              <w:t>period_days</w:t>
+            </w:r>
+          </w:p>
+        </w:tc>
+        <w:tc>
+          <w:tcPr>
+            <w:tcW w:type="dxa" w:w="1938"/>
           </w:tcPr>
           <w:p>
             <w:r>
@@ -832,11 +1208,31 @@
         </w:tc>
         <w:tc>
           <w:tcPr>
-            <w:tcW w:type="dxa" w:w="4844"/>
+            <w:tcW w:type="dxa" w:w="1938"/>
           </w:tcPr>
           <w:p>
             <w:r>
-              <w:t>Периодичность в днях</w:t>
+              <w:t>да</w:t>
+            </w:r>
+          </w:p>
+        </w:tc>
+        <w:tc>
+          <w:tcPr>
+            <w:tcW w:type="dxa" w:w="1938"/>
+          </w:tcPr>
+          <w:p>
+            <w:r>
+              <w:t>65</w:t>
+            </w:r>
+          </w:p>
+        </w:tc>
+        <w:tc>
+          <w:tcPr>
+            <w:tcW w:type="dxa" w:w="1938"/>
+          </w:tcPr>
+          <w:p>
+            <w:r>
+              <w:t>дни</w:t>
             </w:r>
           </w:p>
         </w:tc>
@@ -844,7 +1240,17 @@
       <w:tr>
         <w:tc>
           <w:tcPr>
-            <w:tcW w:type="dxa" w:w="4844"/>
+            <w:tcW w:type="dxa" w:w="1938"/>
+          </w:tcPr>
+          <w:p>
+            <w:r>
+              <w:t>exclusions</w:t>
+            </w:r>
+          </w:p>
+        </w:tc>
+        <w:tc>
+          <w:tcPr>
+            <w:tcW w:type="dxa" w:w="1938"/>
           </w:tcPr>
           <w:p>
             <w:r>
@@ -854,11 +1260,31 @@
         </w:tc>
         <w:tc>
           <w:tcPr>
-            <w:tcW w:type="dxa" w:w="4844"/>
+            <w:tcW w:type="dxa" w:w="1938"/>
           </w:tcPr>
           <w:p>
             <w:r>
-              <w:t>Первый фильтр + «+N» (по умолчанию скрыта)</w:t>
+              <w:t>нет</w:t>
+            </w:r>
+          </w:p>
+        </w:tc>
+        <w:tc>
+          <w:tcPr>
+            <w:tcW w:type="dxa" w:w="1938"/>
+          </w:tcPr>
+          <w:p>
+            <w:r>
+              <w:t>120</w:t>
+            </w:r>
+          </w:p>
+        </w:tc>
+        <w:tc>
+          <w:tcPr>
+            <w:tcW w:type="dxa" w:w="1938"/>
+          </w:tcPr>
+          <w:p>
+            <w:r>
+              <w:t>первый + « +N»</w:t>
             </w:r>
           </w:p>
         </w:tc>
@@ -866,7 +1292,17 @@
       <w:tr>
         <w:tc>
           <w:tcPr>
-            <w:tcW w:type="dxa" w:w="4844"/>
+            <w:tcW w:type="dxa" w:w="1938"/>
+          </w:tcPr>
+          <w:p>
+            <w:r>
+              <w:t>total_size</w:t>
+            </w:r>
+          </w:p>
+        </w:tc>
+        <w:tc>
+          <w:tcPr>
+            <w:tcW w:type="dxa" w:w="1938"/>
           </w:tcPr>
           <w:p>
             <w:r>
@@ -876,11 +1312,31 @@
         </w:tc>
         <w:tc>
           <w:tcPr>
-            <w:tcW w:type="dxa" w:w="4844"/>
+            <w:tcW w:type="dxa" w:w="1938"/>
           </w:tcPr>
           <w:p>
             <w:r>
-              <w:t>Кэшированный размер; «—» если неизвестен; оранжевый при устаревшем кэше</w:t>
+              <w:t>да</w:t>
+            </w:r>
+          </w:p>
+        </w:tc>
+        <w:tc>
+          <w:tcPr>
+            <w:tcW w:type="dxa" w:w="1938"/>
+          </w:tcPr>
+          <w:p>
+            <w:r>
+              <w:t>80</w:t>
+            </w:r>
+          </w:p>
+        </w:tc>
+        <w:tc>
+          <w:tcPr>
+            <w:tcW w:type="dxa" w:w="1938"/>
+          </w:tcPr>
+          <w:p>
+            <w:r>
+              <w:t>см. §4.4</w:t>
             </w:r>
           </w:p>
         </w:tc>
@@ -888,7 +1344,17 @@
       <w:tr>
         <w:tc>
           <w:tcPr>
-            <w:tcW w:type="dxa" w:w="4844"/>
+            <w:tcW w:type="dxa" w:w="1938"/>
+          </w:tcPr>
+          <w:p>
+            <w:r>
+              <w:t>last_run</w:t>
+            </w:r>
+          </w:p>
+        </w:tc>
+        <w:tc>
+          <w:tcPr>
+            <w:tcW w:type="dxa" w:w="1938"/>
           </w:tcPr>
           <w:p>
             <w:r>
@@ -898,11 +1364,31 @@
         </w:tc>
         <w:tc>
           <w:tcPr>
-            <w:tcW w:type="dxa" w:w="4844"/>
+            <w:tcW w:type="dxa" w:w="1938"/>
           </w:tcPr>
           <w:p>
             <w:r>
-              <w:t>ДД.ММ.ГГГГ ЧЧ:ММ или «—»</w:t>
+              <w:t>да</w:t>
+            </w:r>
+          </w:p>
+        </w:tc>
+        <w:tc>
+          <w:tcPr>
+            <w:tcW w:type="dxa" w:w="1938"/>
+          </w:tcPr>
+          <w:p>
+            <w:r>
+              <w:t>115</w:t>
+            </w:r>
+          </w:p>
+        </w:tc>
+        <w:tc>
+          <w:tcPr>
+            <w:tcW w:type="dxa" w:w="1938"/>
+          </w:tcPr>
+          <w:p>
+            <w:r>
+              <w:t>ДД.ММ.ГГГГ ЧЧ:ММ</w:t>
             </w:r>
           </w:p>
         </w:tc>
@@ -910,7 +1396,17 @@
       <w:tr>
         <w:tc>
           <w:tcPr>
-            <w:tcW w:type="dxa" w:w="4844"/>
+            <w:tcW w:type="dxa" w:w="1938"/>
+          </w:tcPr>
+          <w:p>
+            <w:r>
+              <w:t>next_run</w:t>
+            </w:r>
+          </w:p>
+        </w:tc>
+        <w:tc>
+          <w:tcPr>
+            <w:tcW w:type="dxa" w:w="1938"/>
           </w:tcPr>
           <w:p>
             <w:r>
@@ -920,11 +1416,31 @@
         </w:tc>
         <w:tc>
           <w:tcPr>
-            <w:tcW w:type="dxa" w:w="4844"/>
+            <w:tcW w:type="dxa" w:w="1938"/>
           </w:tcPr>
           <w:p>
             <w:r>
-              <w:t>ДД.ММ.ГГГГ; у неактивных задач — приглушённый цвет</w:t>
+              <w:t>да</w:t>
+            </w:r>
+          </w:p>
+        </w:tc>
+        <w:tc>
+          <w:tcPr>
+            <w:tcW w:type="dxa" w:w="1938"/>
+          </w:tcPr>
+          <w:p>
+            <w:r>
+              <w:t>95</w:t>
+            </w:r>
+          </w:p>
+        </w:tc>
+        <w:tc>
+          <w:tcPr>
+            <w:tcW w:type="dxa" w:w="1938"/>
+          </w:tcPr>
+          <w:p>
+            <w:r>
+              <w:t>только дата; у неактивных — приглушённый</w:t>
             </w:r>
           </w:p>
         </w:tc>
@@ -932,7 +1448,17 @@
       <w:tr>
         <w:tc>
           <w:tcPr>
-            <w:tcW w:type="dxa" w:w="4844"/>
+            <w:tcW w:type="dxa" w:w="1938"/>
+          </w:tcPr>
+          <w:p>
+            <w:r>
+              <w:t>copy_mode</w:t>
+            </w:r>
+          </w:p>
+        </w:tc>
+        <w:tc>
+          <w:tcPr>
+            <w:tcW w:type="dxa" w:w="1938"/>
           </w:tcPr>
           <w:p>
             <w:r>
@@ -942,11 +1468,31 @@
         </w:tc>
         <w:tc>
           <w:tcPr>
-            <w:tcW w:type="dxa" w:w="4844"/>
+            <w:tcW w:type="dxa" w:w="1938"/>
           </w:tcPr>
           <w:p>
             <w:r>
-              <w:t>Текстовая метка режима</w:t>
+              <w:t>да</w:t>
+            </w:r>
+          </w:p>
+        </w:tc>
+        <w:tc>
+          <w:tcPr>
+            <w:tcW w:type="dxa" w:w="1938"/>
+          </w:tcPr>
+          <w:p>
+            <w:r>
+              <w:t>145</w:t>
+            </w:r>
+          </w:p>
+        </w:tc>
+        <w:tc>
+          <w:tcPr>
+            <w:tcW w:type="dxa" w:w="1938"/>
+          </w:tcPr>
+          <w:p>
+            <w:r>
+              <w:t>метка режима</w:t>
             </w:r>
           </w:p>
         </w:tc>
@@ -954,7 +1500,17 @@
       <w:tr>
         <w:tc>
           <w:tcPr>
-            <w:tcW w:type="dxa" w:w="4844"/>
+            <w:tcW w:type="dxa" w:w="1938"/>
+          </w:tcPr>
+          <w:p>
+            <w:r>
+              <w:t>compress</w:t>
+            </w:r>
+          </w:p>
+        </w:tc>
+        <w:tc>
+          <w:tcPr>
+            <w:tcW w:type="dxa" w:w="1938"/>
           </w:tcPr>
           <w:p>
             <w:r>
@@ -964,11 +1520,31 @@
         </w:tc>
         <w:tc>
           <w:tcPr>
-            <w:tcW w:type="dxa" w:w="4844"/>
+            <w:tcW w:type="dxa" w:w="1938"/>
           </w:tcPr>
           <w:p>
             <w:r>
-              <w:t>«да» / «нет»</w:t>
+              <w:t>да</w:t>
+            </w:r>
+          </w:p>
+        </w:tc>
+        <w:tc>
+          <w:tcPr>
+            <w:tcW w:type="dxa" w:w="1938"/>
+          </w:tcPr>
+          <w:p>
+            <w:r>
+              <w:t>65</w:t>
+            </w:r>
+          </w:p>
+        </w:tc>
+        <w:tc>
+          <w:tcPr>
+            <w:tcW w:type="dxa" w:w="1938"/>
+          </w:tcPr>
+          <w:p>
+            <w:r>
+              <w:t>«да»/«нет»</w:t>
             </w:r>
           </w:p>
         </w:tc>
@@ -976,7 +1552,17 @@
       <w:tr>
         <w:tc>
           <w:tcPr>
-            <w:tcW w:type="dxa" w:w="4844"/>
+            <w:tcW w:type="dxa" w:w="1938"/>
+          </w:tcPr>
+          <w:p>
+            <w:r>
+              <w:t>actions</w:t>
+            </w:r>
+          </w:p>
+        </w:tc>
+        <w:tc>
+          <w:tcPr>
+            <w:tcW w:type="dxa" w:w="1938"/>
           </w:tcPr>
           <w:p>
             <w:r>
@@ -986,11 +1572,31 @@
         </w:tc>
         <w:tc>
           <w:tcPr>
-            <w:tcW w:type="dxa" w:w="4844"/>
+            <w:tcW w:type="dxa" w:w="1938"/>
           </w:tcPr>
           <w:p>
             <w:r>
-              <w:t>Активация, редактирование, удаление (SVG-иконки)</w:t>
+              <w:t>всегда</w:t>
+            </w:r>
+          </w:p>
+        </w:tc>
+        <w:tc>
+          <w:tcPr>
+            <w:tcW w:type="dxa" w:w="1938"/>
+          </w:tcPr>
+          <w:p>
+            <w:r>
+              <w:t>90</w:t>
+            </w:r>
+          </w:p>
+        </w:tc>
+        <w:tc>
+          <w:tcPr>
+            <w:tcW w:type="dxa" w:w="1938"/>
+          </w:tcPr>
+          <w:p>
+            <w:r>
+              <w:t>play/pause, edit, delete</w:t>
             </w:r>
           </w:p>
         </w:tc>
@@ -998,88 +1604,241 @@
     </w:tbl>
     <w:p/>
     <w:p>
-      <w:pPr>
-        <w:pStyle w:val="ListBullet"/>
-      </w:pPr>
       <w:r>
-        <w:t>Поведение таблицы:</w:t>
+        <w:t>Ширина окна = сумма видимых колонок (шаг округления 5). Высота = max(600 px, 60% высоты экрана). Ширины колонок сохраняются в settings.json.</w:t>
       </w:r>
     </w:p>
     <w:p>
       <w:pPr>
-        <w:pStyle w:val="ListBullet2"/>
+        <w:pStyle w:val="Heading2"/>
       </w:pPr>
       <w:r>
-        <w:t>Ширина колонок изменяется мышью и сохраняется в settings.json.</w:t>
+        <w:t>4.3. Выделение, hover, кнопки действий</w:t>
       </w:r>
     </w:p>
     <w:p>
       <w:pPr>
-        <w:pStyle w:val="ListBullet2"/>
+        <w:pStyle w:val="ListBullet"/>
       </w:pPr>
       <w:r>
-        <w:t>Одиночный клик выделяет строку; Ctrl и Shift — множественное выделение.</w:t>
+        <w:t>Своё выделение строк (не Qt SelectRows): клик — выбрать; Ctrl — toggle; Shift — диапазон по строкам задач.</w:t>
       </w:r>
     </w:p>
     <w:p>
       <w:pPr>
-        <w:pStyle w:val="ListBullet2"/>
+        <w:pStyle w:val="ListBullet"/>
       </w:pPr>
       <w:r>
-        <w:t>Раскрытие источников/исключений — анимация ~0,5 с.</w:t>
+        <w:t>Строки деталей не выделяются. Клик вне таблицы / по пустому месту — сброс выделения.</w:t>
       </w:r>
     </w:p>
     <w:p>
       <w:pPr>
-        <w:pStyle w:val="ListBullet2"/>
+        <w:pStyle w:val="ListBullet"/>
       </w:pPr>
       <w:r>
-        <w:t>Двойной клик по пути «Источники» или «Архив» открывает проводник.</w:t>
+        <w:t>Qt-режим NoSelection; сбрасывать «текущую ячейку», чтобы не было системной подсветки одной клетки.</w:t>
       </w:r>
     </w:p>
     <w:p>
       <w:pPr>
-        <w:pStyle w:val="ListBullet2"/>
+        <w:pStyle w:val="ListBullet"/>
       </w:pPr>
       <w:r>
-        <w:t>Горизонтальная прокрутка: Alt + колёсико мыши.</w:t>
+        <w:t>Hover строки: полупрозрачный цвет выделения (alpha 128); select — непрозрачный (alpha 255).</w:t>
       </w:r>
     </w:p>
     <w:p>
       <w:pPr>
-        <w:pStyle w:val="ListBullet2"/>
+        <w:pStyle w:val="ListBullet"/>
       </w:pPr>
       <w:r>
-        <w:t>Неактивные задачи отображаются приглушённым текстом.</w:t>
+        <w:t>Неактивные задачи — приглушённый цвет текста (#8aa4ad light).</w:t>
       </w:r>
     </w:p>
     <w:p>
       <w:pPr>
-        <w:pStyle w:val="ListBullet2"/>
+        <w:pStyle w:val="ListBullet"/>
       </w:pPr>
       <w:r>
-        <w:t>Размер окна: ширина по сумме колонок; высота max(600 px, 60% экрана).</w:t>
+        <w:t>Колонка «Действия»: контейнер ActionCellContainer рисует фон строки сам (base + highlight), чтобы кнопки не имели «чужого» фона. Учитывать чередование цветов строк (Base / AlternateBase).</w:t>
       </w:r>
     </w:p>
     <w:p>
       <w:pPr>
+        <w:pStyle w:val="ListBullet"/>
+      </w:pPr>
+      <w:r>
+        <w:t>Иконки: play = задача активна («Приостановить»); pause = неактивна («Активировать»); delete — красный hover, белый крестик.</w:t>
+      </w:r>
+    </w:p>
+    <w:p>
+      <w:pPr>
+        <w:pStyle w:val="ListBullet"/>
+      </w:pPr>
+      <w:r>
+        <w:t>Не менять QSS контейнера при каждом выделении — иначе шрифт таблицы визуально «худеет».</w:t>
+      </w:r>
+    </w:p>
+    <w:p>
+      <w:pPr>
         <w:pStyle w:val="Heading2"/>
       </w:pPr>
       <w:r>
-        <w:t>3.2. Диалог «Создание / редактирование задачи»</w:t>
+        <w:t>4.4. Раскрытие источников / исключений и размеры</w:t>
+      </w:r>
+    </w:p>
+    <w:tbl>
+      <w:tblPr>
+        <w:tblStyle w:val="TableGrid"/>
+        <w:tblW w:type="auto" w:w="0"/>
+        <w:tblLook w:firstColumn="1" w:firstRow="1" w:lastColumn="0" w:lastRow="0" w:noHBand="0" w:noVBand="1" w:val="04A0"/>
+      </w:tblPr>
+      <w:tblGrid>
+        <w:gridCol w:w="9689"/>
+      </w:tblGrid>
+      <w:tr>
+        <w:tc>
+          <w:tcPr>
+            <w:tcW w:type="dxa" w:w="9689"/>
+            <w:shd w:fill="E8F0FE" w:val="clear"/>
+          </w:tcPr>
+          <w:p>
+            <w:r>
+              <w:rPr>
+                <w:b/>
+              </w:rPr>
+              <w:t>Критичные UX-правила размеров и списка</w:t>
+              <w:br/>
+            </w:r>
+          </w:p>
+          <w:p>
+            <w:pPr>
+              <w:pStyle w:val="ListBullet"/>
+            </w:pPr>
+            <w:r>
+              <w:t>Клик по ячейке «Источники» или «Исключения» строки задачи раскрывает/сворачивает список, только если источников &gt; 1 или исключений &gt; 1.</w:t>
+            </w:r>
+          </w:p>
+          <w:p>
+            <w:pPr>
+              <w:pStyle w:val="ListBullet"/>
+            </w:pPr>
+            <w:r>
+              <w:t>Анимации раскрытия нет: полный refresh таблицы. (Старая анимация defaultSectionSize ломала высоты строк.)</w:t>
+            </w:r>
+          </w:p>
+          <w:p>
+            <w:pPr>
+              <w:pStyle w:val="ListBullet"/>
+            </w:pPr>
+            <w:r>
+              <w:t>В строке задачи всегда отображается только первый источник/исключение + « +N».</w:t>
+            </w:r>
+          </w:p>
+          <w:p>
+            <w:pPr>
+              <w:pStyle w:val="ListBullet"/>
+            </w:pPr>
+            <w:r>
+              <w:t>В выпадающем списке — только остальные: sources[1:], exclusions[1:] (первый источник в списке НЕ дублировать).</w:t>
+            </w:r>
+          </w:p>
+          <w:p>
+            <w:pPr>
+              <w:pStyle w:val="ListBullet"/>
+            </w:pPr>
+            <w:r>
+              <w:t>Текст деталей: «  → путь», цвет detail (#5a7a84 / #9ec4cc).</w:t>
+            </w:r>
+          </w:p>
+          <w:p>
+            <w:pPr>
+              <w:pStyle w:val="ListBullet"/>
+            </w:pPr>
+            <w:r>
+              <w:t>Кэш размеров по каждому источнику отдельно; в свёрнутой строке задачи — СУММА, обычный цвет шрифта.</w:t>
+            </w:r>
+          </w:p>
+          <w:p>
+            <w:pPr>
+              <w:pStyle w:val="ListBullet"/>
+            </w:pPr>
+            <w:r>
+              <w:t>В раскрытой строке задачи колонка «Размер» = размер ТОЛЬКО первого источника, цветом detail (как у списка).</w:t>
+            </w:r>
+          </w:p>
+          <w:p>
+            <w:pPr>
+              <w:pStyle w:val="ListBullet"/>
+            </w:pPr>
+            <w:r>
+              <w:t>У строк дополнительных источников в списке — свой размер (цвет detail). У строк исключений размер пустой.</w:t>
+            </w:r>
+          </w:p>
+          <w:p>
+            <w:pPr>
+              <w:pStyle w:val="ListBullet"/>
+            </w:pPr>
+            <w:r>
+              <w:t>Пока размер не пересчитан / устарел — «—» или оранжевый #f57c00 до завершения скана.</w:t>
+            </w:r>
+          </w:p>
+        </w:tc>
+      </w:tr>
+    </w:tbl>
+    <w:p/>
+    <w:p>
+      <w:pPr>
+        <w:pStyle w:val="Heading2"/>
+      </w:pPr>
+      <w:r>
+        <w:t>4.5. Прочее поведение таблицы</w:t>
+      </w:r>
+    </w:p>
+    <w:p>
+      <w:pPr>
+        <w:pStyle w:val="ListBullet"/>
+      </w:pPr>
+      <w:r>
+        <w:t>Двойной клик / ПКМ по «Источники» или «Архив» — открыть в проводнике (несколько источников — меню).</w:t>
+      </w:r>
+    </w:p>
+    <w:p>
+      <w:pPr>
+        <w:pStyle w:val="ListBullet"/>
+      </w:pPr>
+      <w:r>
+        <w:t>Горизонтальный скролл: Alt + колёсико.</w:t>
+      </w:r>
+    </w:p>
+    <w:p>
+      <w:pPr>
+        <w:pStyle w:val="ListBullet"/>
+      </w:pPr>
+      <w:r>
+        <w:t>Подсказка строки: HTML с названием, архивом (акцент) и всеми источниками.</w:t>
+      </w:r>
+    </w:p>
+    <w:p>
+      <w:pPr>
+        <w:pStyle w:val="ListBullet"/>
+      </w:pPr>
+      <w:r>
+        <w:t>Статус: «Задача X: подсчёт/копирование — …путь… (i из n) — p%».</w:t>
+      </w:r>
+    </w:p>
+    <w:p>
+      <w:pPr>
+        <w:pStyle w:val="Heading2"/>
+      </w:pPr>
+      <w:r>
+        <w:t>4.6. Диалог задачи</w:t>
       </w:r>
     </w:p>
     <w:p>
       <w:r>
-        <w:t>Три секции: Описание, Исключения, Дополнительно. Кнопка «Сохранить» внизу по центру.</w:t>
-      </w:r>
-    </w:p>
-    <w:p>
-      <w:pPr>
-        <w:pStyle w:val="Heading3"/>
-      </w:pPr>
-      <w:r>
-        <w:t>Секция «Описание»</w:t>
+        <w:t>Секции: Описание (развёрнута), Исключения (свёрнута), Дополнительно (свёрнута). «Сохранить» по центру.</w:t>
       </w:r>
     </w:p>
     <w:tbl>
@@ -1139,7 +1898,7 @@
           </w:tcPr>
           <w:p>
             <w:r>
-              <w:t>Обязательное; по умолчанию «Задача N»</w:t>
+              <w:t>Обязательно; по умолчанию «Задача N»</w:t>
             </w:r>
           </w:p>
         </w:tc>
@@ -1161,7 +1920,7 @@
           </w:tcPr>
           <w:p>
             <w:r>
-              <w:t>Необязательное, многострочное</w:t>
+              <w:t>Необязательно</w:t>
             </w:r>
           </w:p>
         </w:tc>
@@ -1173,7 +1932,7 @@
           </w:tcPr>
           <w:p>
             <w:r>
-              <w:t>Пути копирования</w:t>
+              <w:t>Источники</w:t>
             </w:r>
           </w:p>
         </w:tc>
@@ -1183,7 +1942,7 @@
           </w:tcPr>
           <w:p>
             <w:r>
-              <w:t>≥1 источник; папка или файл; кнопки выбора; таблица с удалением; вложенные источники подсвечиваются и не сохраняются</w:t>
+              <w:t>≥1; папка или файл; таблица с удалением; вложенные пути красным и НЕ сохраняются</w:t>
             </w:r>
           </w:p>
         </w:tc>
@@ -1205,7 +1964,7 @@
           </w:tcPr>
           <w:p>
             <w:r>
-              <w:t>Обязательная существующая папка с буквой диска</w:t>
+              <w:t>Существующая папка с буквой диска</w:t>
             </w:r>
           </w:p>
         </w:tc>
@@ -1227,7 +1986,7 @@
           </w:tcPr>
           <w:p>
             <w:r>
-              <w:t>ЧЧ:ММ, 00:00–23:59; пустое = без расписания</w:t>
+              <w:t>ЧЧ:ММ или пусто (без расписания)</w:t>
             </w:r>
           </w:p>
         </w:tc>
@@ -1239,7 +1998,7 @@
           </w:tcPr>
           <w:p>
             <w:r>
-              <w:t>Периодичность</w:t>
+              <w:t>Период</w:t>
             </w:r>
           </w:p>
         </w:tc>
@@ -1249,70 +2008,7 @@
           </w:tcPr>
           <w:p>
             <w:r>
-              <w:t>Целое 1–366 дней; 0 или пусто = без периода; по умолчанию 7</w:t>
-            </w:r>
-          </w:p>
-        </w:tc>
-      </w:tr>
-    </w:tbl>
-    <w:p/>
-    <w:p>
-      <w:pPr>
-        <w:pStyle w:val="Heading3"/>
-      </w:pPr>
-      <w:r>
-        <w:t>Секция «Исключения»</w:t>
-      </w:r>
-    </w:p>
-    <w:p>
-      <w:r>
-        <w:t>Поле ввода + кнопка «+». Таблица фильтров с удалением. Дубликаты не сохраняются. Синтаксис gitwildmatch (pathspec): *, **, слэши. Подробности — FILTERS.md.</w:t>
-      </w:r>
-    </w:p>
-    <w:p>
-      <w:pPr>
-        <w:pStyle w:val="Heading3"/>
-      </w:pPr>
-      <w:r>
-        <w:t>Секция «Дополнительно»</w:t>
-      </w:r>
-    </w:p>
-    <w:tbl>
-      <w:tblPr>
-        <w:tblStyle w:val="TableGrid"/>
-        <w:tblW w:type="auto" w:w="0"/>
-        <w:tblLook w:firstColumn="1" w:firstRow="1" w:lastColumn="0" w:lastRow="0" w:noHBand="0" w:noVBand="1" w:val="04A0"/>
-      </w:tblPr>
-      <w:tblGrid>
-        <w:gridCol w:w="4844"/>
-        <w:gridCol w:w="4844"/>
-      </w:tblGrid>
-      <w:tr>
-        <w:tc>
-          <w:tcPr>
-            <w:tcW w:type="dxa" w:w="4844"/>
-            <w:shd w:fill="F2F2F2" w:val="clear"/>
-          </w:tcPr>
-          <w:p>
-            <w:r>
-              <w:rPr>
-                <w:b/>
-              </w:rPr>
-              <w:t>Поле</w:t>
-            </w:r>
-          </w:p>
-        </w:tc>
-        <w:tc>
-          <w:tcPr>
-            <w:tcW w:type="dxa" w:w="4844"/>
-            <w:shd w:fill="F2F2F2" w:val="clear"/>
-          </w:tcPr>
-          <w:p>
-            <w:r>
-              <w:rPr>
-                <w:b/>
-              </w:rPr>
-              <w:t>Описание</w:t>
+              <w:t>1–366; по умолчанию 7; пусто/0 = без периода</w:t>
             </w:r>
           </w:p>
         </w:tc>
@@ -1324,7 +2020,7 @@
           </w:tcPr>
           <w:p>
             <w:r>
-              <w:t>Макс. размер (МБ)</w:t>
+              <w:t>Исключения</w:t>
             </w:r>
           </w:p>
         </w:tc>
@@ -1334,7 +2030,29 @@
           </w:tcPr>
           <w:p>
             <w:r>
-              <w:t>Файлы строго больше лимита игнорируются; равные — копируются</w:t>
+              <w:t>gitwildmatch; без дубликатов</w:t>
+            </w:r>
+          </w:p>
+        </w:tc>
+      </w:tr>
+      <w:tr>
+        <w:tc>
+          <w:tcPr>
+            <w:tcW w:type="dxa" w:w="4844"/>
+          </w:tcPr>
+          <w:p>
+            <w:r>
+              <w:t>Макс. размер МБ</w:t>
+            </w:r>
+          </w:p>
+        </w:tc>
+        <w:tc>
+          <w:tcPr>
+            <w:tcW w:type="dxa" w:w="4844"/>
+          </w:tcPr>
+          <w:p>
+            <w:r>
+              <w:t>Файлы строго больше лимита пропускаются; равные — копируются</w:t>
             </w:r>
           </w:p>
         </w:tc>
@@ -1356,7 +2074,7 @@
           </w:tcPr>
           <w:p>
             <w:r>
-              <w:t>ZIP DEFLATED, уровень сжатия 5</w:t>
+              <w:t>ZIP_DEFLATED, compresslevel=5</w:t>
             </w:r>
           </w:p>
         </w:tc>
@@ -1368,7 +2086,7 @@
           </w:tcPr>
           <w:p>
             <w:r>
-              <w:t>Режим копирования</w:t>
+              <w:t>Режим</w:t>
             </w:r>
           </w:p>
         </w:tc>
@@ -1387,7 +2105,7 @@
     <w:p/>
     <w:p>
       <w:r>
-        <w:t>При сохранении — полная валидация с подсветкой ошибок под полями. Закрытие с несохранёнными изменениями — предупреждение.</w:t>
+        <w:t>Валидация с ошибками под полями. Закрытие с несохранёнными изменениями — предупреждение. Таблицы источников/исключений: № 30px, действия 30px, путь stretch ≥150; подсветка строки select/hover; фон кнопки удаления совпадает со строкой.</w:t>
       </w:r>
     </w:p>
     <w:p>
@@ -1395,168 +2113,49 @@
         <w:pStyle w:val="Heading2"/>
       </w:pPr>
       <w:r>
-        <w:t>3.3. Диалог «Настройки»</w:t>
-      </w:r>
-    </w:p>
-    <w:tbl>
-      <w:tblPr>
-        <w:tblStyle w:val="TableGrid"/>
-        <w:tblW w:type="auto" w:w="0"/>
-        <w:tblLook w:firstColumn="1" w:firstRow="1" w:lastColumn="0" w:lastRow="0" w:noHBand="0" w:noVBand="1" w:val="04A0"/>
-      </w:tblPr>
-      <w:tblGrid>
-        <w:gridCol w:w="4844"/>
-        <w:gridCol w:w="4844"/>
-      </w:tblGrid>
-      <w:tr>
-        <w:tc>
-          <w:tcPr>
-            <w:tcW w:type="dxa" w:w="4844"/>
-            <w:shd w:fill="F2F2F2" w:val="clear"/>
-          </w:tcPr>
-          <w:p>
-            <w:r>
-              <w:rPr>
-                <w:b/>
-              </w:rPr>
-              <w:t>Настройка</w:t>
-            </w:r>
-          </w:p>
-        </w:tc>
-        <w:tc>
-          <w:tcPr>
-            <w:tcW w:type="dxa" w:w="4844"/>
-            <w:shd w:fill="F2F2F2" w:val="clear"/>
-          </w:tcPr>
-          <w:p>
-            <w:r>
-              <w:rPr>
-                <w:b/>
-              </w:rPr>
-              <w:t>Описание</w:t>
-            </w:r>
-          </w:p>
-        </w:tc>
-      </w:tr>
-      <w:tr>
-        <w:tc>
-          <w:tcPr>
-            <w:tcW w:type="dxa" w:w="4844"/>
-          </w:tcPr>
-          <w:p>
-            <w:r>
-              <w:t>Тема</w:t>
-            </w:r>
-          </w:p>
-        </w:tc>
-        <w:tc>
-          <w:tcPr>
-            <w:tcW w:type="dxa" w:w="4844"/>
-          </w:tcPr>
-          <w:p>
-            <w:r>
-              <w:t>Светлая (по умолчанию) / Тёмная</w:t>
-            </w:r>
-          </w:p>
-        </w:tc>
-      </w:tr>
-      <w:tr>
-        <w:tc>
-          <w:tcPr>
-            <w:tcW w:type="dxa" w:w="4844"/>
-          </w:tcPr>
-          <w:p>
-            <w:r>
-              <w:t>Поля панели задач</w:t>
-            </w:r>
-          </w:p>
-        </w:tc>
-        <w:tc>
-          <w:tcPr>
-            <w:tcW w:type="dxa" w:w="4844"/>
-          </w:tcPr>
-          <w:p>
-            <w:r>
-              <w:t>Чекбоксы видимости колонок (кроме «Действия»)</w:t>
-            </w:r>
-          </w:p>
-        </w:tc>
-      </w:tr>
-      <w:tr>
-        <w:tc>
-          <w:tcPr>
-            <w:tcW w:type="dxa" w:w="4844"/>
-          </w:tcPr>
-          <w:p>
-            <w:r>
-              <w:t>Шрифт</w:t>
-            </w:r>
-          </w:p>
-        </w:tc>
-        <w:tc>
-          <w:tcPr>
-            <w:tcW w:type="dxa" w:w="4844"/>
-          </w:tcPr>
-          <w:p>
-            <w:r>
-              <w:t>10–16 px, по умолчанию 12</w:t>
-            </w:r>
-          </w:p>
-        </w:tc>
-      </w:tr>
-      <w:tr>
-        <w:tc>
-          <w:tcPr>
-            <w:tcW w:type="dxa" w:w="4844"/>
-          </w:tcPr>
-          <w:p>
-            <w:r>
-              <w:t>Автозапуск</w:t>
-            </w:r>
-          </w:p>
-        </w:tc>
-        <w:tc>
-          <w:tcPr>
-            <w:tcW w:type="dxa" w:w="4844"/>
-          </w:tcPr>
-          <w:p>
-            <w:r>
-              <w:t>Создаёт/удаляет ярлык в папке Startup</w:t>
-            </w:r>
-          </w:p>
-        </w:tc>
-      </w:tr>
-    </w:tbl>
-    <w:p/>
-    <w:p>
-      <w:r>
-        <w:t>Кнопки «Применить» и «Отмена». Изменения сохраняются только по «Применить».</w:t>
+        <w:t>4.7. Настройки и помощь</w:t>
       </w:r>
     </w:p>
     <w:p>
       <w:pPr>
-        <w:pStyle w:val="Heading2"/>
+        <w:pStyle w:val="ListBullet"/>
       </w:pPr>
       <w:r>
-        <w:t>3.4. Диалог «Помощь»</w:t>
+        <w:t>Настройки: тема light/dark, видимость колонок (кроме «Действия»), шрифт 10–16 (default 12), автозапуск.</w:t>
+      </w:r>
+    </w:p>
+    <w:p>
+      <w:pPr>
+        <w:pStyle w:val="ListBullet"/>
+      </w:pPr>
+      <w:r>
+        <w:t>Только «Применить» сохраняет. «Отмена» — без изменений.</w:t>
+      </w:r>
+    </w:p>
+    <w:p>
+      <w:pPr>
+        <w:pStyle w:val="ListBullet"/>
+      </w:pPr>
+      <w:r>
+        <w:t>Помощь: краткий HTML по задачам, источникам, исключениям, режимам, таблице, ошибкам.</w:t>
+      </w:r>
+    </w:p>
+    <w:p>
+      <w:pPr>
+        <w:pStyle w:val="Heading1"/>
+      </w:pPr>
+      <w:r>
+        <w:t>5. Модель задачи</w:t>
       </w:r>
     </w:p>
     <w:p>
       <w:r>
-        <w:t>Краткая HTML-справка: создание задачи, источники, исключения, режимы, расписание, таблица, ошибки. Кнопка «Закрыть».</w:t>
-      </w:r>
-    </w:p>
-    <w:p>
-      <w:pPr>
-        <w:pStyle w:val="Heading2"/>
-      </w:pPr>
-      <w:r>
-        <w:t>3.5. Оформление и заголовок окна</w:t>
+        <w:t>Поля: id (uuid), name, description, sources[], destination, schedule_time, period_days, exclusions[], max_size_mb, compress, copy_mode, is_active, created_at, last_run, last_auto_run, next_run, errors_counter.</w:t>
       </w:r>
     </w:p>
     <w:p>
       <w:r>
-        <w:t>Темы light/dark через единый реестр COLORS и QSS (Fusion). На Windows 11 — цвет заголовка из темы (DWM). На Windows 10 — тёмный/светлый immersive mode. Курсор «рука» на интерактивных элементах.</w:t>
+        <w:t>При создании по умолчанию: время 00:00, период 7, is_active=true, next_run = дата_создания + period_days (не в день создания).</w:t>
       </w:r>
     </w:p>
     <w:p>
@@ -1564,7 +2163,7 @@
         <w:pStyle w:val="Heading1"/>
       </w:pPr>
       <w:r>
-        <w:t>4. Логика резервного копирования</w:t>
+        <w:t>6. Логика резервного копирования</w:t>
       </w:r>
     </w:p>
     <w:p>
@@ -1572,20 +2171,39 @@
         <w:pStyle w:val="Heading2"/>
       </w:pPr>
       <w:r>
-        <w:t>4.1. Именование в архиве</w:t>
+        <w:t>6.1. Именование в архиве</w:t>
       </w:r>
     </w:p>
     <w:p>
+      <w:pPr>
+        <w:pStyle w:val="ListBullet"/>
+      </w:pPr>
       <w:r>
-        <w:t>Для каждого источника в папке архива создаётся подпапка с именем последнего компонента пути. Для одиночного файла — подпапка «имя_родительской_папки_files». Структура внутри повторяет относительные пути от корня источника.</w:t>
+        <w:t>Источник-папка → подпапка с именем последнего компонента пути.</w:t>
       </w:r>
     </w:p>
     <w:p>
       <w:pPr>
+        <w:pStyle w:val="ListBullet"/>
+      </w:pPr>
+      <w:r>
+        <w:t>Источник-файл → подпапка «имя_родительской_папки_files».</w:t>
+      </w:r>
+    </w:p>
+    <w:p>
+      <w:pPr>
+        <w:pStyle w:val="ListBullet"/>
+      </w:pPr>
+      <w:r>
+        <w:t>Внутри — относительная структура от корня источника.</w:t>
+      </w:r>
+    </w:p>
+    <w:p>
+      <w:pPr>
         <w:pStyle w:val="Heading2"/>
       </w:pPr>
       <w:r>
-        <w:t>4.2. Режимы копирования</w:t>
+        <w:t>6.2. Режимы</w:t>
       </w:r>
     </w:p>
     <w:tbl>
@@ -1635,7 +2253,7 @@
           </w:tcPr>
           <w:p>
             <w:r>
-              <w:t>Сохранять изменения</w:t>
+              <w:t>Сохранять изменения (keep_changes)</w:t>
             </w:r>
           </w:p>
         </w:tc>
@@ -1645,7 +2263,7 @@
           </w:tcPr>
           <w:p>
             <w:r>
-              <w:t>Копируются новые и изменённые файлы (mtime &gt; послед.вып.) в одну целевую папку/ZIP. При ручном запуске дополнительно копируются файлы, отсутствующие в архиве.</w:t>
+              <w:t>Инкремент по mtime &gt; last_run в одну папку/ZIP. Ручной запуск также копирует файлы, отсутствующие в архиве. Первый автозапуск (last_auto_run is None) — все подходящие файлы.</w:t>
             </w:r>
           </w:p>
         </w:tc>
@@ -1657,7 +2275,7 @@
           </w:tcPr>
           <w:p>
             <w:r>
-              <w:t>Сохранять слоями</w:t>
+              <w:t>Сохранять слоями (layered)</w:t>
             </w:r>
           </w:p>
         </w:tc>
@@ -1667,7 +2285,7 @@
           </w:tcPr>
           <w:p>
             <w:r>
-              <w:t>Каждый запуск — новый слой backup_ДД.ММ.ГГГГ_NNN только с изменёнными файлами. Пустой слой не создаётся.</w:t>
+              <w:t>Новый слой backup_ДД.ММ.ГГГГ_NNN только с изменениями; пустой слой не создавать.</w:t>
             </w:r>
           </w:p>
         </w:tc>
@@ -1679,7 +2297,7 @@
           </w:tcPr>
           <w:p>
             <w:r>
-              <w:t>Дублирование</w:t>
+              <w:t>Дублирование (duplicate)</w:t>
             </w:r>
           </w:p>
         </w:tc>
@@ -1689,7 +2307,7 @@
           </w:tcPr>
           <w:p>
             <w:r>
-              <w:t>Каждый запуск — полная копия всех подходящих файлов в новый слой, даже без изменений.</w:t>
+              <w:t>Каждый запуск — полный слой (включая пустые каталоги), новый суффикс NNN.</w:t>
             </w:r>
           </w:p>
         </w:tc>
@@ -1701,7 +2319,7 @@
         <w:pStyle w:val="Heading2"/>
       </w:pPr>
       <w:r>
-        <w:t>4.3. Сжатие ZIP</w:t>
+        <w:t>6.3. ZIP и фильтры</w:t>
       </w:r>
     </w:p>
     <w:p>
@@ -1709,7 +2327,7 @@
         <w:pStyle w:val="ListBullet"/>
       </w:pPr>
       <w:r>
-        <w:t>Один ZIP на источник в режиме «Сохранять изменения» (дополнение к существующему архиву).</w:t>
+        <w:t>keep_changes + zip: один ZIP на источник (дополнение к существующему).</w:t>
       </w:r>
     </w:p>
     <w:p>
@@ -1717,7 +2335,7 @@
         <w:pStyle w:val="ListBullet"/>
       </w:pPr>
       <w:r>
-        <w:t>В режимах «слоями» и «дублирование» — отдельный ZIP на каждый слой.</w:t>
+        <w:t>layered/duplicate + zip: ZIP на каждый слой.</w:t>
       </w:r>
     </w:p>
     <w:p>
@@ -1725,243 +2343,240 @@
         <w:pStyle w:val="ListBullet"/>
       </w:pPr>
       <w:r>
-        <w:t>Алгоритм ZIP_DEFLATED, compresslevel = 5.</w:t>
+        <w:t>Фильтры — относительно корня источника; совпадение с папкой исключает ветку.</w:t>
       </w:r>
     </w:p>
     <w:p>
       <w:pPr>
+        <w:pStyle w:val="ListBullet"/>
+      </w:pPr>
+      <w:r>
+        <w:t>Колонка «Размер» учитывает фильтры и max_size, но не режим и не last_run.</w:t>
+      </w:r>
+    </w:p>
+    <w:p>
+      <w:pPr>
         <w:pStyle w:val="Heading2"/>
       </w:pPr>
       <w:r>
-        <w:t>4.4. Фильтры и ограничение размера</w:t>
+        <w:t>6.4. Алгоритм выполнения</w:t>
+      </w:r>
+    </w:p>
+    <w:p>
+      <w:pPr>
+        <w:pStyle w:val="ListNumber"/>
+      </w:pPr>
+      <w:r>
+        <w:t>Собрать файлы (FileMatcher) по источникам, фильтрам, max_size и режиму.</w:t>
+      </w:r>
+    </w:p>
+    <w:p>
+      <w:pPr>
+        <w:pStyle w:val="ListNumber"/>
+      </w:pPr>
+      <w:r>
+        <w:t>Проверить свободное место: нужно total_bytes * 1.10; иначе отмена, лог «недостаточно места», last_run не обновлять (next_run при авто — обновить).</w:t>
+      </w:r>
+    </w:p>
+    <w:p>
+      <w:pPr>
+        <w:pStyle w:val="ListNumber"/>
+      </w:pPr>
+      <w:r>
+        <w:t>Копировать по источникам; длинные пути Windows — префикс \\?\.</w:t>
+      </w:r>
+    </w:p>
+    <w:p>
+      <w:pPr>
+        <w:pStyle w:val="ListNumber"/>
+      </w:pPr>
+      <w:r>
+        <w:t>Ошибки отдельных файлов — пропуск; список в errors/errors_ДД.ММ.ГГГГ_NNN; errors_counter++.</w:t>
+      </w:r>
+    </w:p>
+    <w:p>
+      <w:pPr>
+        <w:pStyle w:val="ListNumber"/>
+      </w:pPr>
+      <w:r>
+        <w:t>Исходники только читать (не удалять/не менять).</w:t>
+      </w:r>
+    </w:p>
+    <w:p>
+      <w:pPr>
+        <w:pStyle w:val="ListNumber"/>
+      </w:pPr>
+      <w:r>
+        <w:t>Прогресс по байтам, обновление статуса не чаще ~0.35 с (кроме 100%).</w:t>
+      </w:r>
+    </w:p>
+    <w:p>
+      <w:pPr>
+        <w:pStyle w:val="Heading1"/>
+      </w:pPr>
+      <w:r>
+        <w:t>7. Расписание</w:t>
+      </w:r>
+    </w:p>
+    <w:p>
+      <w:pPr>
+        <w:pStyle w:val="ListBullet"/>
+      </w:pPr>
+      <w:r>
+        <w:t>Задача «по расписанию», если заданы и время, и период.</w:t>
+      </w:r>
+    </w:p>
+    <w:p>
+      <w:pPr>
+        <w:pStyle w:val="ListBullet"/>
+      </w:pPr>
+      <w:r>
+        <w:t>Автозапуск, когда now ≥ след.вып. + время задачи и is_active.</w:t>
+      </w:r>
+    </w:p>
+    <w:p>
+      <w:pPr>
+        <w:pStyle w:val="ListBullet"/>
+      </w:pPr>
+      <w:r>
+        <w:t>После авто: next = base + ((today-base)//period + 1)*period (догоняющая формула, один прогон).</w:t>
+      </w:r>
+    </w:p>
+    <w:p>
+      <w:pPr>
+        <w:pStyle w:val="ListBullet"/>
+      </w:pPr>
+      <w:r>
+        <w:t>Ручной запуск не меняет next_run.</w:t>
+      </w:r>
+    </w:p>
+    <w:p>
+      <w:pPr>
+        <w:pStyle w:val="ListBullet"/>
+      </w:pPr>
+      <w:r>
+        <w:t>Таймер планировщика 30 с; при старте приложения, если есть просроченные — догоняющий запуск через 5 минут.</w:t>
+      </w:r>
+    </w:p>
+    <w:p>
+      <w:pPr>
+        <w:pStyle w:val="ListBullet"/>
+      </w:pPr>
+      <w:r>
+        <w:t>Пауза (deactivate) сохраняет next_run; при активации — пересчёт.</w:t>
+      </w:r>
+    </w:p>
+    <w:p>
+      <w:pPr>
+        <w:pStyle w:val="Heading1"/>
+      </w:pPr>
+      <w:r>
+        <w:t>8. Очередь и потоки</w:t>
+      </w:r>
+    </w:p>
+    <w:p>
+      <w:pPr>
+        <w:pStyle w:val="ListBullet"/>
+      </w:pPr>
+      <w:r>
+        <w:t>SizeScanWorker (QThread): подсчёт → {total, sources{path: bytes}}.</w:t>
+      </w:r>
+    </w:p>
+    <w:p>
+      <w:pPr>
+        <w:pStyle w:val="ListBullet"/>
+      </w:pPr>
+      <w:r>
+        <w:t>BackupWorker (QThread): BackupEngine.run.</w:t>
+      </w:r>
+    </w:p>
+    <w:p>
+      <w:pPr>
+        <w:pStyle w:val="ListBullet"/>
+      </w:pPr>
+      <w:r>
+        <w:t>TaskQueueManager: последовательно scan → copy; при старте scan_all_sizes всех задач.</w:t>
+      </w:r>
+    </w:p>
+    <w:p>
+      <w:pPr>
+        <w:pStyle w:val="ListBullet"/>
+      </w:pPr>
+      <w:r>
+        <w:t>Перед каждым копированием — свежий скан размера этой задачи.</w:t>
+      </w:r>
+    </w:p>
+    <w:p>
+      <w:pPr>
+        <w:pStyle w:val="ListBullet"/>
+      </w:pPr>
+      <w:r>
+        <w:t>Сигналы размера через object/dict (не только qint64), чтобы передать breakdown по источникам.</w:t>
+      </w:r>
+    </w:p>
+    <w:p>
+      <w:pPr>
+        <w:pStyle w:val="Heading1"/>
+      </w:pPr>
+      <w:r>
+        <w:t>9. Хранение (settings.json)</w:t>
       </w:r>
     </w:p>
     <w:p>
       <w:r>
-        <w:t>Фильтры проверяются относительно корня каждого источника. Совпадение с папкой исключает всю ветку. Max size применяется после фильтров. Колонка «Размер» учитывает фильтры и max size, но не режим копирования и не дату послед.вып.</w:t>
-      </w:r>
-    </w:p>
-    <w:p>
-      <w:pPr>
-        <w:pStyle w:val="Heading2"/>
-      </w:pPr>
-      <w:r>
-        <w:t>4.5. Алгоритм выполнения задачи</w:t>
-      </w:r>
-    </w:p>
-    <w:p>
-      <w:pPr>
-        <w:pStyle w:val="ListNumber"/>
-      </w:pPr>
-      <w:r>
-        <w:t>Сбор файлов (FileMatcher) с учётом источников, фильтров, max size и режима.</w:t>
-      </w:r>
-    </w:p>
-    <w:p>
-      <w:pPr>
-        <w:pStyle w:val="ListNumber"/>
-      </w:pPr>
-      <w:r>
-        <w:t>Проверка свободного места: требуется объём + 10% запас.</w:t>
-      </w:r>
-    </w:p>
-    <w:p>
-      <w:pPr>
-        <w:pStyle w:val="ListNumber"/>
-      </w:pPr>
-      <w:r>
-        <w:t>При нехватке места — отмена, лог «недостаточно места», послед.вып. не обновляется.</w:t>
-      </w:r>
-    </w:p>
-    <w:p>
-      <w:pPr>
-        <w:pStyle w:val="ListNumber"/>
-      </w:pPr>
-      <w:r>
-        <w:t>Копирование по каждому источнику.</w:t>
-      </w:r>
-    </w:p>
-    <w:p>
-      <w:pPr>
-        <w:pStyle w:val="ListNumber"/>
-      </w:pPr>
-      <w:r>
-        <w:t>Пропущенные файлы (нет прав, файл занят) — в errors/, лог «скопировано с ошибками».</w:t>
-      </w:r>
-    </w:p>
-    <w:p>
-      <w:pPr>
-        <w:pStyle w:val="ListNumber"/>
-      </w:pPr>
-      <w:r>
-        <w:t>Источник только для чтения — удаление и изменение исходников запрещено.</w:t>
-      </w:r>
-    </w:p>
-    <w:p>
-      <w:pPr>
-        <w:pStyle w:val="ListNumber"/>
-      </w:pPr>
-      <w:r>
-        <w:t>Поддержка длинных путей Windows (&gt;260) через префикс \\?\.</w:t>
-      </w:r>
-    </w:p>
-    <w:p>
-      <w:pPr>
-        <w:pStyle w:val="Heading1"/>
-      </w:pPr>
-      <w:r>
-        <w:t>5. Расписание и планировщик</w:t>
+        <w:t>Рядом с main.py / Archiver.exe. Структура:</w:t>
       </w:r>
     </w:p>
     <w:p>
       <w:r>
-        <w:t>Задача активна, если заданы и время, и периодичность. При создании: след.вып. = дата_создания + период; первый автозапуск не в день создания.</w:t>
-      </w:r>
-    </w:p>
-    <w:p>
-      <w:pPr>
-        <w:pStyle w:val="ListBullet"/>
-      </w:pPr>
-      <w:r>
-        <w:t>Автозапуск: когда сейчас ≥ след.вып. + время задачи.</w:t>
-      </w:r>
-    </w:p>
-    <w:p>
-      <w:pPr>
-        <w:pStyle w:val="ListBullet"/>
-      </w:pPr>
-      <w:r>
-        <w:t>После автозапуска след.вып. пересчитывается по формуле (без циклов): base + ceil((today - base) / period) * period.</w:t>
-      </w:r>
-    </w:p>
-    <w:p>
-      <w:pPr>
-        <w:pStyle w:val="ListBullet"/>
-      </w:pPr>
-      <w:r>
-        <w:t>Ручной запуск не меняет след.вып.</w:t>
-      </w:r>
-    </w:p>
-    <w:p>
-      <w:pPr>
-        <w:pStyle w:val="ListBullet"/>
-      </w:pPr>
-      <w:r>
-        <w:t>При старте приложения — проверка пропущенных задач; догоняющий запуск через 5 минут.</w:t>
-      </w:r>
-    </w:p>
-    <w:p>
-      <w:pPr>
-        <w:pStyle w:val="ListBullet"/>
-      </w:pPr>
-      <w:r>
-        <w:t>При нескольких пропусках выполняется один прогон, не несколько.</w:t>
-      </w:r>
-    </w:p>
-    <w:p>
-      <w:pPr>
-        <w:pStyle w:val="ListBullet"/>
-      </w:pPr>
-      <w:r>
-        <w:t>Планировщик (таймер 30 с) запускает только активные задачи, если очередь свободна.</w:t>
-      </w:r>
-    </w:p>
-    <w:p>
-      <w:pPr>
-        <w:pStyle w:val="ListBullet"/>
-      </w:pPr>
-      <w:r>
-        <w:t>Выключение задачи кнопкой Play/Pause сохраняет след.вып.; при активации — пересчёт.</w:t>
-      </w:r>
-    </w:p>
-    <w:p>
-      <w:pPr>
-        <w:pStyle w:val="Heading1"/>
-      </w:pPr>
-      <w:r>
-        <w:t>6. Очередь задач и фоновые потоки</w:t>
+        <w:rPr>
+          <w:rFonts w:ascii="Consolas" w:hAnsi="Consolas"/>
+          <w:sz w:val="18"/>
+        </w:rPr>
+        <w:t>{</w:t>
+        <w:br/>
+        <w:t xml:space="preserve">  "tasks": [ { /* поля Task */ } ],</w:t>
+        <w:br/>
+        <w:t xml:space="preserve">  "settings": {</w:t>
+        <w:br/>
+        <w:t xml:space="preserve">    "theme": "light"|"dark",</w:t>
+        <w:br/>
+        <w:t xml:space="preserve">    "font_size": 12,</w:t>
+        <w:br/>
+        <w:t xml:space="preserve">    "visible_columns": { "name": true, ... },</w:t>
+        <w:br/>
+        <w:t xml:space="preserve">    "column_widths": { "name": 150, ... },</w:t>
+        <w:br/>
+        <w:t xml:space="preserve">    "autostart": false</w:t>
+        <w:br/>
+        <w:t xml:space="preserve">  },</w:t>
+        <w:br/>
+        <w:t xml:space="preserve">  "size_cache": {</w:t>
+        <w:br/>
+        <w:t xml:space="preserve">    "&lt;task_id&gt;": {</w:t>
+        <w:br/>
+        <w:t xml:space="preserve">      "total": 123456,</w:t>
+        <w:br/>
+        <w:t xml:space="preserve">      "sources": { "C:\\path\\src": 1000, ... }</w:t>
+        <w:br/>
+        <w:t xml:space="preserve">    }</w:t>
+        <w:br/>
+        <w:t xml:space="preserve">  }</w:t>
+        <w:br/>
+        <w:t>}</w:t>
       </w:r>
     </w:p>
     <w:p>
       <w:r>
-        <w:t>Копирование и подсчёт размеров выполняются в фоновых потоках (QThread), UI не блокируется.</w:t>
+        <w:t>Обратная совместимость: если size_cache[id] — целое число, трактовать как {total: N, sources: {}} до следующего скана.</w:t>
       </w:r>
     </w:p>
     <w:p>
       <w:pPr>
-        <w:pStyle w:val="ListBullet"/>
+        <w:pStyle w:val="Heading1"/>
       </w:pPr>
       <w:r>
-        <w:t>При старте — фоновый пересчёт размеров всех задач.</w:t>
-      </w:r>
-    </w:p>
-    <w:p>
-      <w:pPr>
-        <w:pStyle w:val="ListBullet"/>
-      </w:pPr>
-      <w:r>
-        <w:t>Перед копированием каждой задачи — новый подсчёт размера этой задачи.</w:t>
-      </w:r>
-    </w:p>
-    <w:p>
-      <w:pPr>
-        <w:pStyle w:val="ListBullet"/>
-      </w:pPr>
-      <w:r>
-        <w:t>Задачи в очереди выполняются последовательно: scan → copy → следующая.</w:t>
-      </w:r>
-    </w:p>
-    <w:p>
-      <w:pPr>
-        <w:pStyle w:val="ListBullet"/>
-      </w:pPr>
-      <w:r>
-        <w:t>Строка статуса показывает текущую операцию и результат.</w:t>
-      </w:r>
-    </w:p>
-    <w:p>
-      <w:pPr>
-        <w:pStyle w:val="Heading1"/>
-      </w:pPr>
-      <w:r>
-        <w:t>7. Хранение данных (settings.json)</w:t>
-      </w:r>
-    </w:p>
-    <w:p>
-      <w:r>
-        <w:t>Файл рядом с main.py или Archiver.exe. Структура:</w:t>
-      </w:r>
-    </w:p>
-    <w:p>
-      <w:pPr>
-        <w:pStyle w:val="ListBullet"/>
-      </w:pPr>
-      <w:r>
-        <w:t>tasks — массив задач (id, name, sources, destination, schedule, exclusions, copy_mode, compress, is_active, created_at, last_run, last_auto_run, next_run, errors_counter и др.)</w:t>
-      </w:r>
-    </w:p>
-    <w:p>
-      <w:pPr>
-        <w:pStyle w:val="ListBullet"/>
-      </w:pPr>
-      <w:r>
-        <w:t>settings — тема, шрифт, видимые колонки, ширины колонок, autostart</w:t>
-      </w:r>
-    </w:p>
-    <w:p>
-      <w:pPr>
-        <w:pStyle w:val="ListBullet"/>
-      </w:pPr>
-      <w:r>
-        <w:t>size_cache — кэш размеров задач {task_id: bytes}</w:t>
-      </w:r>
-    </w:p>
-    <w:p>
-      <w:pPr>
-        <w:pStyle w:val="Heading1"/>
-      </w:pPr>
-      <w:r>
-        <w:t>8. Логирование и ошибки</w:t>
+        <w:t>10. Логирование</w:t>
       </w:r>
     </w:p>
     <w:tbl>
@@ -1999,7 +2614,7 @@
               <w:rPr>
                 <w:b/>
               </w:rPr>
-              <w:t>Формат / правила</w:t>
+              <w:t>Правила</w:t>
             </w:r>
           </w:p>
         </w:tc>
@@ -2021,7 +2636,7 @@
           </w:tcPr>
           <w:p>
             <w:r>
-              <w:t>Строка: дата время | задача | источник | описание≤100 | результат. Ротация 1000 строк. UTF-8.</w:t>
+              <w:t>дата время | задача | источник | описание≤100 | результат. Ротация 1000 строк.</w:t>
             </w:r>
           </w:p>
         </w:tc>
@@ -2043,7 +2658,7 @@
           </w:tcPr>
           <w:p>
             <w:r>
-              <w:t>Метаданные задачи + список пропущенных файлов с текстом ошибки. Один файл на запуск задачи.</w:t>
+              <w:t>Метаданные задачи + список пропущенных файлов. Один файл на запуск с ошибками.</w:t>
             </w:r>
           </w:p>
         </w:tc>
@@ -2052,7 +2667,7 @@
     <w:p/>
     <w:p>
       <w:r>
-        <w:t>Результаты: «успешно», «скопировано с ошибками (файл …)», «ошибка: недостаточно места на диске». На каждый источник — отдельная строка лога.</w:t>
+        <w:t>Результаты: «успешно»; «скопировано с ошибками (файл …)»; «ошибка: недостаточно места на диске». На каждый источник — строка лога.</w:t>
       </w:r>
     </w:p>
     <w:p>
@@ -2060,7 +2675,7 @@
         <w:pStyle w:val="Heading1"/>
       </w:pPr>
       <w:r>
-        <w:t>9. Автозапуск и фоновый режим</w:t>
+        <w:t>11. Автозапуск Windows</w:t>
       </w:r>
     </w:p>
     <w:tbl>
@@ -2110,7 +2725,7 @@
           </w:tcPr>
           <w:p>
             <w:r>
-              <w:t>Папка Startup</w:t>
+              <w:t>Папка</w:t>
             </w:r>
           </w:p>
         </w:tc>
@@ -2154,7 +2769,7 @@
           </w:tcPr>
           <w:p>
             <w:r>
-              <w:t>Цель</w:t>
+              <w:t>Цель (exe)</w:t>
             </w:r>
           </w:p>
         </w:tc>
@@ -2176,7 +2791,7 @@
           </w:tcPr>
           <w:p>
             <w:r>
-              <w:t>Режим окна ярлыка</w:t>
+              <w:t>WindowStyle</w:t>
             </w:r>
           </w:p>
         </w:tc>
@@ -2186,7 +2801,7 @@
           </w:tcPr>
           <w:p>
             <w:r>
-              <w:t>Свёрнуто (WindowStyle = 7)</w:t>
+              <w:t>7 (свёрнуто)</w:t>
             </w:r>
           </w:p>
         </w:tc>
@@ -2208,7 +2823,7 @@
           </w:tcPr>
           <w:p>
             <w:r>
-              <w:t>pythonw.exe main.py --background</w:t>
+              <w:t>pythonw.exe "main.py" --background</w:t>
             </w:r>
           </w:p>
         </w:tc>
@@ -2220,7 +2835,7 @@
         <w:pStyle w:val="ListBullet"/>
       </w:pPr>
       <w:r>
-        <w:t>При старте reconcile_autostart сверяет галочку в settings.json с наличием ярлыка.</w:t>
+        <w:t>reconcile_autostart при каждом старте: ярлык ↔ галочка; при включённом — пересоздать ярлык на актуальный путь.</w:t>
       </w:r>
     </w:p>
     <w:p>
@@ -2228,7 +2843,7 @@
         <w:pStyle w:val="ListBullet"/>
       </w:pPr>
       <w:r>
-        <w:t>При совпадении и включённом автозапуске ярлык пересоздаётся (актуальный путь к exe).</w:t>
+        <w:t>После переноса папки с программой автозапуск сломается, пока не запустят exe из нового места (тогда ярлык обновится) или не переключат галочку.</w:t>
       </w:r>
     </w:p>
     <w:p>
@@ -2236,15 +2851,15 @@
         <w:pStyle w:val="ListBullet"/>
       </w:pPr>
       <w:r>
-        <w:t>Фоновый режим: окно скрыто, иконка в трее; «Открыть» / двойной клик — показать окно; «Выход» — завершить.</w:t>
+        <w:t>Nuitka: определять сборку по sys.argv[0] (.exe, не python) — Nuitka не ставит sys.frozen.</w:t>
       </w:r>
     </w:p>
     <w:p>
       <w:pPr>
-        <w:pStyle w:val="ListBullet"/>
+        <w:pStyle w:val="Heading1"/>
       </w:pPr>
       <w:r>
-        <w:t>Определение Nuitka-сборки: sys.argv[0] = .exe (не python.exe), т.к. Nuitka не устанавливает sys.frozen.</w:t>
+        <w:t>12. Сборка (Nuitka)</w:t>
       </w:r>
     </w:p>
     <w:p>
@@ -2252,68 +2867,140 @@
         <w:pStyle w:val="ListBullet"/>
       </w:pPr>
       <w:r>
-        <w:t>После переноса папки с exe — выключить и включить автозапуск в настройках.</w:t>
+        <w:t>Скрипт: python scripts/build_exe.py.</w:t>
       </w:r>
     </w:p>
     <w:p>
       <w:pPr>
+        <w:pStyle w:val="ListBullet"/>
+      </w:pPr>
+      <w:r>
+        <w:t>NUITKA_CACHE_DIR=C:\NuitkaCache (короткий путь для MinGW).</w:t>
+      </w:r>
+    </w:p>
+    <w:p>
+      <w:pPr>
+        <w:pStyle w:val="ListBullet"/>
+      </w:pPr>
+      <w:r>
+        <w:t>standalone, без консоли, plugin pyside6, include pathspec и assets/.</w:t>
+      </w:r>
+    </w:p>
+    <w:p>
+      <w:pPr>
+        <w:pStyle w:val="ListBullet"/>
+      </w:pPr>
+      <w:r>
+        <w:t>Выход: compiler/Archiver.dist/ (переименовать из main.dist); сохранять settings.json при пересборке.</w:t>
+      </w:r>
+    </w:p>
+    <w:p>
+      <w:pPr>
+        <w:pStyle w:val="ListBullet"/>
+      </w:pPr>
+      <w:r>
+        <w:t>main.build — промежуточная папка; для работы exe не нужна; ускоряет повторные сборки — не удалять скриптом по умолчанию.</w:t>
+      </w:r>
+    </w:p>
+    <w:p>
+      <w:pPr>
+        <w:pStyle w:val="ListBullet"/>
+      </w:pPr>
+      <w:r>
+        <w:t>Антивирус может ложно блокировать (Bearfoos.A!ml) — исключить всю папку Archiver.dist.</w:t>
+      </w:r>
+    </w:p>
+    <w:p>
+      <w:pPr>
         <w:pStyle w:val="Heading1"/>
       </w:pPr>
       <w:r>
-        <w:t>10. Сборка и развёртывание</w:t>
+        <w:t>13. Структура проекта</w:t>
+      </w:r>
+    </w:p>
+    <w:p>
+      <w:pPr>
+        <w:pStyle w:val="ListBullet"/>
+      </w:pPr>
+      <w:r>
+        <w:t>main.py — точка входа</w:t>
+      </w:r>
+    </w:p>
+    <w:p>
+      <w:pPr>
+        <w:pStyle w:val="ListBullet"/>
+      </w:pPr>
+      <w:r>
+        <w:t>models/ — Task, AppSettings, колонки</w:t>
+      </w:r>
+    </w:p>
+    <w:p>
+      <w:pPr>
+        <w:pStyle w:val="ListBullet"/>
+      </w:pPr>
+      <w:r>
+        <w:t>services/ — storage, backup_engine, file_matcher, scheduler, autostart, logger, path_utils</w:t>
+      </w:r>
+    </w:p>
+    <w:p>
+      <w:pPr>
+        <w:pStyle w:val="ListBullet"/>
+      </w:pPr>
+      <w:r>
+        <w:t>workers/ — task_queue, backup_worker, size_scan_worker, auto_scheduler</w:t>
+      </w:r>
+    </w:p>
+    <w:p>
+      <w:pPr>
+        <w:pStyle w:val="ListBullet"/>
+      </w:pPr>
+      <w:r>
+        <w:t>ui/ — main_window, main_table, task_dialog, settings_dialog, help_dialog, app_tray, themes, widgets (ActionCellContainer), icons, window_chrome, cursors, message_box, app_icon</w:t>
+      </w:r>
+    </w:p>
+    <w:p>
+      <w:pPr>
+        <w:pStyle w:val="ListBullet"/>
+      </w:pPr>
+      <w:r>
+        <w:t>scripts/ — build_exe.py, build_icon.py, generate_true_prompt.py</w:t>
+      </w:r>
+    </w:p>
+    <w:p>
+      <w:pPr>
+        <w:pStyle w:val="ListBullet"/>
+      </w:pPr>
+      <w:r>
+        <w:t>tests/ — pytest</w:t>
+      </w:r>
+    </w:p>
+    <w:p>
+      <w:pPr>
+        <w:pStyle w:val="ListBullet"/>
+      </w:pPr>
+      <w:r>
+        <w:t>assets/ — archiver_icon.svg / .ico</w:t>
+      </w:r>
+    </w:p>
+    <w:p>
+      <w:pPr>
+        <w:pStyle w:val="ListBullet"/>
+      </w:pPr>
+      <w:r>
+        <w:t>README.md, BUILD.md, FILTERS.md</w:t>
+      </w:r>
+    </w:p>
+    <w:p>
+      <w:pPr>
+        <w:pStyle w:val="Heading1"/>
+      </w:pPr>
+      <w:r>
+        <w:t>14. Тесты</w:t>
       </w:r>
     </w:p>
     <w:p>
       <w:r>
-        <w:t>Сборка: python scripts/build_exe.py (Nuitka 4.x, standalone, PySide6).</w:t>
-      </w:r>
-    </w:p>
-    <w:p>
-      <w:pPr>
-        <w:pStyle w:val="ListBullet"/>
-      </w:pPr>
-      <w:r>
-        <w:t>Результат: compiler/Archiver.dist/ — папка целиком (exe, DLL, assets/).</w:t>
-      </w:r>
-    </w:p>
-    <w:p>
-      <w:pPr>
-        <w:pStyle w:val="ListBullet"/>
-      </w:pPr>
-      <w:r>
-        <w:t>Промежуточная папка main.build не нужна для работы — только артефакт сборки.</w:t>
-      </w:r>
-    </w:p>
-    <w:p>
-      <w:pPr>
-        <w:pStyle w:val="ListBullet"/>
-      </w:pPr>
-      <w:r>
-        <w:t>NUITKA_CACHE_DIR=C:\NuitkaCache — короткий путь кэша для MinGW на Windows.</w:t>
-      </w:r>
-    </w:p>
-    <w:p>
-      <w:pPr>
-        <w:pStyle w:val="ListBullet"/>
-      </w:pPr>
-      <w:r>
-        <w:t>Антивирус/Defender может ложно блокировать exe (Bearfoos.A!ml) — добавить папку в исключения.</w:t>
-      </w:r>
-    </w:p>
-    <w:p>
-      <w:pPr>
-        <w:pStyle w:val="ListBullet"/>
-      </w:pPr>
-      <w:r>
-        <w:t>Для распространения желательна цифровая подпись Code Signing.</w:t>
-      </w:r>
-    </w:p>
-    <w:p>
-      <w:pPr>
-        <w:pStyle w:val="Heading1"/>
-      </w:pPr>
-      <w:r>
-        <w:t>11. Технический стек и структура проекта</w:t>
+        <w:t>pytest tests/ -v — без GUI, временные каталоги.</w:t>
       </w:r>
     </w:p>
     <w:tbl>
@@ -2337,7 +3024,7 @@
               <w:rPr>
                 <w:b/>
               </w:rPr>
-              <w:t>Компонент</w:t>
+              <w:t>Файл</w:t>
             </w:r>
           </w:p>
         </w:tc>
@@ -2351,7 +3038,7 @@
               <w:rPr>
                 <w:b/>
               </w:rPr>
-              <w:t>Технология</w:t>
+              <w:t>Покрытие</w:t>
             </w:r>
           </w:p>
         </w:tc>
@@ -2363,7 +3050,7 @@
           </w:tcPr>
           <w:p>
             <w:r>
-              <w:t>Язык</w:t>
+              <w:t>test_backup.py</w:t>
             </w:r>
           </w:p>
         </w:tc>
@@ -2373,7 +3060,7 @@
           </w:tcPr>
           <w:p>
             <w:r>
-              <w:t>Python 3.10+</w:t>
+              <w:t>режимы, ZIP, фильтры, max_size, disk full, multi-source</w:t>
             </w:r>
           </w:p>
         </w:tc>
@@ -2385,7 +3072,7 @@
           </w:tcPr>
           <w:p>
             <w:r>
-              <w:t>UI</w:t>
+              <w:t>test_autostart.py</w:t>
             </w:r>
           </w:p>
         </w:tc>
@@ -2395,7 +3082,7 @@
           </w:tcPr>
           <w:p>
             <w:r>
-              <w:t>PySide6</w:t>
+              <w:t>ярлык, sync, reconcile</w:t>
             </w:r>
           </w:p>
         </w:tc>
@@ -2407,7 +3094,7 @@
           </w:tcPr>
           <w:p>
             <w:r>
-              <w:t>Фильтры</w:t>
+              <w:t>test_path_utils.py</w:t>
             </w:r>
           </w:p>
         </w:tc>
@@ -2417,7 +3104,7 @@
           </w:tcPr>
           <w:p>
             <w:r>
-              <w:t>pathspec (gitwildmatch)</w:t>
+              <w:t>пути, Nuitka detection, nested sources</w:t>
             </w:r>
           </w:p>
         </w:tc>
@@ -2429,7 +3116,7 @@
           </w:tcPr>
           <w:p>
             <w:r>
-              <w:t>Хранение</w:t>
+              <w:t>test_task_dialog.py</w:t>
             </w:r>
           </w:p>
         </w:tc>
@@ -2439,7 +3126,7 @@
           </w:tcPr>
           <w:p>
             <w:r>
-              <w:t>JSON (settings.json)</w:t>
+              <w:t>валидация, nested drop</w:t>
             </w:r>
           </w:p>
         </w:tc>
@@ -2451,7 +3138,7 @@
           </w:tcPr>
           <w:p>
             <w:r>
-              <w:t>Сборка</w:t>
+              <w:t>test_size_cache.py</w:t>
             </w:r>
           </w:p>
         </w:tc>
@@ -2461,7 +3148,7 @@
           </w:tcPr>
           <w:p>
             <w:r>
-              <w:t>Nuitka</w:t>
+              <w:t>normalize кэша, calculate_size по источникам</w:t>
             </w:r>
           </w:p>
         </w:tc>
@@ -2473,7 +3160,7 @@
           </w:tcPr>
           <w:p>
             <w:r>
-              <w:t>Тесты</w:t>
+              <w:t>test_size_signal.py</w:t>
             </w:r>
           </w:p>
         </w:tc>
@@ -2483,7 +3170,7 @@
           </w:tcPr>
           <w:p>
             <w:r>
-              <w:t>pytest</w:t>
+              <w:t>большие размеры через сигнал Qt</w:t>
             </w:r>
           </w:p>
         </w:tc>
@@ -2491,309 +3178,75 @@
     </w:tbl>
     <w:p/>
     <w:p>
+      <w:pPr>
+        <w:pStyle w:val="Heading1"/>
+      </w:pPr>
       <w:r>
-        <w:t>Структура каталогов:</w:t>
+        <w:t>15. Критерии приёмки</w:t>
       </w:r>
     </w:p>
     <w:p>
       <w:pPr>
-        <w:pStyle w:val="ListBullet"/>
+        <w:pStyle w:val="ListNumber"/>
       </w:pPr>
       <w:r>
-        <w:t>main.py — точка входа</w:t>
+        <w:t>GUI и все диалоги соответствуют §4; раскрытие источников и размеры — строго по §4.4.</w:t>
       </w:r>
     </w:p>
     <w:p>
       <w:pPr>
-        <w:pStyle w:val="ListBullet"/>
+        <w:pStyle w:val="ListNumber"/>
       </w:pPr>
       <w:r>
-        <w:t>models/ — Task, AppSettings</w:t>
+        <w:t>Три режима копирования, ZIP, фильтры, диск, errors/ — по §6.</w:t>
       </w:r>
     </w:p>
     <w:p>
       <w:pPr>
-        <w:pStyle w:val="ListBullet"/>
+        <w:pStyle w:val="ListNumber"/>
       </w:pPr>
       <w:r>
-        <w:t>services/ — storage, backup_engine, file_matcher, scheduler, autostart, logger, path_utils</w:t>
+        <w:t>Расписание и очередь — по §7–8.</w:t>
       </w:r>
     </w:p>
     <w:p>
       <w:pPr>
-        <w:pStyle w:val="ListBullet"/>
+        <w:pStyle w:val="ListNumber"/>
       </w:pPr>
       <w:r>
-        <w:t>ui/ — main_window, main_table, task_dialog, settings_dialog, help_dialog, themes, tray, window_chrome</w:t>
+        <w:t>settings.json с size_cache {total, sources} — по §9.</w:t>
       </w:r>
     </w:p>
     <w:p>
       <w:pPr>
-        <w:pStyle w:val="ListBullet"/>
+        <w:pStyle w:val="ListNumber"/>
       </w:pPr>
       <w:r>
-        <w:t>workers/ — task_queue, backup_worker, size_scan_worker, auto_scheduler</w:t>
+        <w:t>Автозапуск + трей + правило закрытия — по §3 и §11.</w:t>
       </w:r>
     </w:p>
     <w:p>
       <w:pPr>
-        <w:pStyle w:val="ListBullet"/>
+        <w:pStyle w:val="ListNumber"/>
       </w:pPr>
       <w:r>
-        <w:t>tests/ — pytest без GUI</w:t>
+        <w:t>Сборка Nuitka в Archiver.dist — по §12.</w:t>
       </w:r>
     </w:p>
     <w:p>
       <w:pPr>
-        <w:pStyle w:val="ListBullet"/>
+        <w:pStyle w:val="ListNumber"/>
       </w:pPr>
       <w:r>
-        <w:t>scripts/ — build_exe.py, build_icon.py</w:t>
+        <w:t>Все перечисленные pytest проходят.</w:t>
       </w:r>
     </w:p>
     <w:p>
       <w:pPr>
-        <w:pStyle w:val="ListBullet"/>
+        <w:pStyle w:val="ListNumber"/>
       </w:pPr>
       <w:r>
-        <w:t>assets/ — иконки SVG/ICO</w:t>
-      </w:r>
-    </w:p>
-    <w:p>
-      <w:pPr>
-        <w:pStyle w:val="ListBullet"/>
-      </w:pPr>
-      <w:r>
-        <w:t>BUILD.md, README.md, FILTERS.md — документация</w:t>
-      </w:r>
-    </w:p>
-    <w:p>
-      <w:pPr>
-        <w:pStyle w:val="Heading1"/>
-      </w:pPr>
-      <w:r>
-        <w:t>12. Тестирование</w:t>
-      </w:r>
-    </w:p>
-    <w:p>
-      <w:r>
-        <w:t>Запуск: pytest tests/ -v. Тесты без GUI, с реальными файлами во временных папках.</w:t>
-      </w:r>
-    </w:p>
-    <w:tbl>
-      <w:tblPr>
-        <w:tblStyle w:val="TableGrid"/>
-        <w:tblW w:type="auto" w:w="0"/>
-        <w:tblLook w:firstColumn="1" w:firstRow="1" w:lastColumn="0" w:lastRow="0" w:noHBand="0" w:noVBand="1" w:val="04A0"/>
-      </w:tblPr>
-      <w:tblGrid>
-        <w:gridCol w:w="4844"/>
-        <w:gridCol w:w="4844"/>
-      </w:tblGrid>
-      <w:tr>
-        <w:tc>
-          <w:tcPr>
-            <w:tcW w:type="dxa" w:w="4844"/>
-            <w:shd w:fill="F2F2F2" w:val="clear"/>
-          </w:tcPr>
-          <w:p>
-            <w:r>
-              <w:rPr>
-                <w:b/>
-              </w:rPr>
-              <w:t>Область</w:t>
-            </w:r>
-          </w:p>
-        </w:tc>
-        <w:tc>
-          <w:tcPr>
-            <w:tcW w:type="dxa" w:w="4844"/>
-            <w:shd w:fill="F2F2F2" w:val="clear"/>
-          </w:tcPr>
-          <w:p>
-            <w:r>
-              <w:rPr>
-                <w:b/>
-              </w:rPr>
-              <w:t>Файл тестов</w:t>
-            </w:r>
-          </w:p>
-        </w:tc>
-      </w:tr>
-      <w:tr>
-        <w:tc>
-          <w:tcPr>
-            <w:tcW w:type="dxa" w:w="4844"/>
-          </w:tcPr>
-          <w:p>
-            <w:r>
-              <w:t>Все режимы копирования, ZIP, фильтры, max size, disk full</w:t>
-            </w:r>
-          </w:p>
-        </w:tc>
-        <w:tc>
-          <w:tcPr>
-            <w:tcW w:type="dxa" w:w="4844"/>
-          </w:tcPr>
-          <w:p>
-            <w:r>
-              <w:t>test_backup.py</w:t>
-            </w:r>
-          </w:p>
-        </w:tc>
-      </w:tr>
-      <w:tr>
-        <w:tc>
-          <w:tcPr>
-            <w:tcW w:type="dxa" w:w="4844"/>
-          </w:tcPr>
-          <w:p>
-            <w:r>
-              <w:t>Автозапуск, ярлык, reconcile</w:t>
-            </w:r>
-          </w:p>
-        </w:tc>
-        <w:tc>
-          <w:tcPr>
-            <w:tcW w:type="dxa" w:w="4844"/>
-          </w:tcPr>
-          <w:p>
-            <w:r>
-              <w:t>test_autostart.py</w:t>
-            </w:r>
-          </w:p>
-        </w:tc>
-      </w:tr>
-      <w:tr>
-        <w:tc>
-          <w:tcPr>
-            <w:tcW w:type="dxa" w:w="4844"/>
-          </w:tcPr>
-          <w:p>
-            <w:r>
-              <w:t>Пути, Nuitka detection</w:t>
-            </w:r>
-          </w:p>
-        </w:tc>
-        <w:tc>
-          <w:tcPr>
-            <w:tcW w:type="dxa" w:w="4844"/>
-          </w:tcPr>
-          <w:p>
-            <w:r>
-              <w:t>test_path_utils.py</w:t>
-            </w:r>
-          </w:p>
-        </w:tc>
-      </w:tr>
-      <w:tr>
-        <w:tc>
-          <w:tcPr>
-            <w:tcW w:type="dxa" w:w="4844"/>
-          </w:tcPr>
-          <w:p>
-            <w:r>
-              <w:t>Валидация формы задачи</w:t>
-            </w:r>
-          </w:p>
-        </w:tc>
-        <w:tc>
-          <w:tcPr>
-            <w:tcW w:type="dxa" w:w="4844"/>
-          </w:tcPr>
-          <w:p>
-            <w:r>
-              <w:t>test_task_dialog.py</w:t>
-            </w:r>
-          </w:p>
-        </w:tc>
-      </w:tr>
-      <w:tr>
-        <w:tc>
-          <w:tcPr>
-            <w:tcW w:type="dxa" w:w="4844"/>
-          </w:tcPr>
-          <w:p>
-            <w:r>
-              <w:t>Сигнал размера &gt;2 ГБ</w:t>
-            </w:r>
-          </w:p>
-        </w:tc>
-        <w:tc>
-          <w:tcPr>
-            <w:tcW w:type="dxa" w:w="4844"/>
-          </w:tcPr>
-          <w:p>
-            <w:r>
-              <w:t>test_size_signal.py</w:t>
-            </w:r>
-          </w:p>
-        </w:tc>
-      </w:tr>
-    </w:tbl>
-    <w:p/>
-    <w:p>
-      <w:pPr>
-        <w:pStyle w:val="Heading1"/>
-      </w:pPr>
-      <w:r>
-        <w:t>13. Критерии приёмки</w:t>
-      </w:r>
-    </w:p>
-    <w:p>
-      <w:pPr>
-        <w:pStyle w:val="ListNumber"/>
-      </w:pPr>
-      <w:r>
-        <w:t>Рабочее GUI-приложение по описанию интерфейса.</w:t>
-      </w:r>
-    </w:p>
-    <w:p>
-      <w:pPr>
-        <w:pStyle w:val="ListNumber"/>
-      </w:pPr>
-      <w:r>
-        <w:t>Три режима копирования, ZIP, фильтры, расписание, ручной и автоматический запуск.</w:t>
-      </w:r>
-    </w:p>
-    <w:p>
-      <w:pPr>
-        <w:pStyle w:val="ListNumber"/>
-      </w:pPr>
-      <w:r>
-        <w:t>settings.json, backup.log, errors/ работают как описано.</w:t>
-      </w:r>
-    </w:p>
-    <w:p>
-      <w:pPr>
-        <w:pStyle w:val="ListNumber"/>
-      </w:pPr>
-      <w:r>
-        <w:t>Автозапуск Windows с фоновым режимом и треем.</w:t>
-      </w:r>
-    </w:p>
-    <w:p>
-      <w:pPr>
-        <w:pStyle w:val="ListNumber"/>
-      </w:pPr>
-      <w:r>
-        <w:t>Сборка в Archiver.exe через Nuitka.</w:t>
-      </w:r>
-    </w:p>
-    <w:p>
-      <w:pPr>
-        <w:pStyle w:val="ListNumber"/>
-      </w:pPr>
-      <w:r>
-        <w:t>Все pytest-тесты проходят.</w:t>
-      </w:r>
-    </w:p>
-    <w:p>
-      <w:pPr>
-        <w:pStyle w:val="ListNumber"/>
-      </w:pPr>
-      <w:r>
-        <w:t>Документация: README.md, BUILD.md, FILTERS.md.</w:t>
+        <w:t>Документация README.md, BUILD.md, FILTERS.md на месте.</w:t>
       </w:r>
     </w:p>
     <w:p>
@@ -2806,7 +3259,7 @@
         <w:pStyle w:val="Heading1"/>
       </w:pPr>
       <w:r>
-        <w:t>Приложение А. Схема потока выполнения</w:t>
+        <w:t>Приложение А. Поток выполнения</w:t>
       </w:r>
     </w:p>
     <w:p>
@@ -2815,17 +3268,19 @@
           <w:rFonts w:ascii="Consolas" w:hAnsi="Consolas"/>
           <w:sz w:val="18"/>
         </w:rPr>
-        <w:t>Запуск → load settings.json → reconcile автозапуска → MainWindow (+ Tray если --background)</w:t>
+        <w:t>Запуск → settings.json → reconcile_autostart → MainWindow</w:t>
         <w:br/>
-        <w:t xml:space="preserve">    → AutoScheduler (30 с) + catch-up (5 мин)</w:t>
+        <w:t xml:space="preserve">  (+ AppTray если --background или autostart)</w:t>
         <w:br/>
-        <w:t xml:space="preserve">    → scan_all_sizes при старте</w:t>
+        <w:t xml:space="preserve">  → AutoScheduler(30s) + catch-up(5 мин при просрочке)</w:t>
         <w:br/>
-        <w:t>Кнопка «Выполнить» / планировщик → TaskQueue</w:t>
+        <w:t xml:space="preserve">  → scan_all_sizes</w:t>
         <w:br/>
-        <w:t xml:space="preserve">    → SizeScanWorker → BackupWorker → BackupEngine</w:t>
+        <w:t>Выполнить / планировщик → TaskQueue</w:t>
         <w:br/>
-        <w:t xml:space="preserve">    → FileMatcher → проверка места → копирование → лог → обновление task в JSON</w:t>
+        <w:t xml:space="preserve">  → SizeScanWorker {total, sources} → BackupWorker → BackupEngine</w:t>
+        <w:br/>
+        <w:t xml:space="preserve">  → FileMatcher → disk check → copy → backup.log / errors/ → save tasks</w:t>
       </w:r>
     </w:p>
     <w:p>
@@ -2833,7 +3288,7 @@
         <w:pStyle w:val="Heading1"/>
       </w:pPr>
       <w:r>
-        <w:t>Приложение Б. Отличия от исходного prompt.docx</w:t>
+        <w:t>Приложение Б. Чеклист «легко забыть»</w:t>
       </w:r>
     </w:p>
     <w:p>
@@ -2841,7 +3296,7 @@
         <w:pStyle w:val="ListBullet"/>
       </w:pPr>
       <w:r>
-        <w:t>Реализованы автозапуск, трей, сборка Nuitka (были «отложены» в исходном ТЗ).</w:t>
+        <w:t>Первый источник не в выпадающем списке; его размер при раскрытии — в строке задачи цветом detail.</w:t>
       </w:r>
     </w:p>
     <w:p>
@@ -2849,7 +3304,7 @@
         <w:pStyle w:val="ListBullet"/>
       </w:pPr>
       <w:r>
-        <w:t>Тёмная тема и нативное оформление заголовка окна (DWM).</w:t>
+        <w:t>Свёрнуто — сумма обычным цветом.</w:t>
       </w:r>
     </w:p>
     <w:p>
@@ -2857,7 +3312,7 @@
         <w:pStyle w:val="ListBullet"/>
       </w:pPr>
       <w:r>
-        <w:t>Поле last_auto_run для отличия первого автозапуска.</w:t>
+        <w:t>Нет анимации раскрытия строк.</w:t>
       </w:r>
     </w:p>
     <w:p>
@@ -2865,7 +3320,7 @@
         <w:pStyle w:val="ListBullet"/>
       </w:pPr>
       <w:r>
-        <w:t>Определение Nuitka-сборки без sys.frozen.</w:t>
+        <w:t>Фон кнопок действий = фон строки (select/hover/zebra).</w:t>
       </w:r>
     </w:p>
     <w:p>
@@ -2873,7 +3328,7 @@
         <w:pStyle w:val="ListBullet"/>
       </w:pPr>
       <w:r>
-        <w:t>Документация по антивирусу и ложным срабатываниям Defender.</w:t>
+        <w:t>Вложенные источники в диалоге красные и не сохраняются.</w:t>
       </w:r>
     </w:p>
     <w:p>
@@ -2881,7 +3336,7 @@
         <w:pStyle w:val="ListBullet"/>
       </w:pPr>
       <w:r>
-        <w:t>Высота окна по умолчанию: min 600 px (не 800×600 как в раннем ТЗ).</w:t>
+        <w:t>Ручной keep_changes копирует и «пропавшие» в архиве файлы.</w:t>
       </w:r>
     </w:p>
     <w:p>
@@ -2889,7 +3344,15 @@
         <w:pStyle w:val="ListBullet"/>
       </w:pPr>
       <w:r>
-        <w:t>Ручной запуск в режиме «Сохранять изменения» также копирует отсутствующие в архиве файлы.</w:t>
+        <w:t>При autostart закрытие окна ≠ выход из процесса.</w:t>
+      </w:r>
+    </w:p>
+    <w:p>
+      <w:pPr>
+        <w:pStyle w:val="ListBullet"/>
+      </w:pPr>
+      <w:r>
+        <w:t>Ярлык автозапуска с абсолютным путём — обновлять при каждом старте.</w:t>
       </w:r>
     </w:p>
     <w:sectPr>
